--- a/ecoservizi/Supporto Presidia/02_Supporto/02_Template/14_ Schede prodotti chimici /Mowital .docx
+++ b/ecoservizi/Supporto Presidia/02_Supporto/02_Template/14_ Schede prodotti chimici /Mowital .docx
@@ -1,6 +1,6 @@
 
 <file path=word/document.xml><?xml version="1.0" encoding="utf-8"?>
-<w:document xmlns:wpc="http://schemas.microsoft.com/office/word/2010/wordprocessingCanvas" xmlns:cx="http://schemas.microsoft.com/office/drawing/2014/chartex" xmlns:cx1="http://schemas.microsoft.com/office/drawing/2015/9/8/chartex" xmlns:cx2="http://schemas.microsoft.com/office/drawing/2015/10/21/chartex" xmlns:cx3="http://schemas.microsoft.com/office/drawing/2016/5/9/chartex" xmlns:cx4="http://schemas.microsoft.com/office/drawing/2016/5/10/chartex" xmlns:cx5="http://schemas.microsoft.com/office/drawing/2016/5/11/chartex" xmlns:cx6="http://schemas.microsoft.com/office/drawing/2016/5/12/chartex" xmlns:cx7="http://schemas.microsoft.com/office/drawing/2016/5/13/chartex" xmlns:cx8="http://schemas.microsoft.com/office/drawing/2016/5/14/chartex" xmlns:mc="http://schemas.openxmlformats.org/markup-compatibility/2006" xmlns:aink="http://schemas.microsoft.com/office/drawing/2016/ink" xmlns:am3d="http://schemas.microsoft.com/office/drawing/2017/model3d" xmlns:o="urn:schemas-microsoft-com:office:office" xmlns:oel="http://schemas.microsoft.com/office/2019/extlst" xmlns:r="http://schemas.openxmlformats.org/officeDocument/2006/relationships" xmlns:m="http://schemas.openxmlformats.org/officeDocument/2006/math" xmlns:v="urn:schemas-microsoft-com:vml" xmlns:wp14="http://schemas.microsoft.com/office/word/2010/wordprocessingDrawing" xmlns:wp="http://schemas.openxmlformats.org/drawingml/2006/wordprocessingDrawing" xmlns:w10="urn:schemas-microsoft-com:office:word" xmlns:w="http://schemas.openxmlformats.org/wordprocessingml/2006/main" xmlns:w14="http://schemas.microsoft.com/office/word/2010/wordml" xmlns:w15="http://schemas.microsoft.com/office/word/2012/wordml" xmlns:w16cex="http://schemas.microsoft.com/office/word/2018/wordml/cex" xmlns:w16cid="http://schemas.microsoft.com/office/word/2016/wordml/cid" xmlns:w16="http://schemas.microsoft.com/office/word/2018/wordml" xmlns:w16sdtdh="http://schemas.microsoft.com/office/word/2020/wordml/sdtdatahash" xmlns:w16se="http://schemas.microsoft.com/office/word/2015/wordml/symex" xmlns:wpg="http://schemas.microsoft.com/office/word/2010/wordprocessingGroup" xmlns:wpi="http://schemas.microsoft.com/office/word/2010/wordprocessingInk" xmlns:wne="http://schemas.microsoft.com/office/word/2006/wordml" xmlns:wps="http://schemas.microsoft.com/office/word/2010/wordprocessingShape" mc:Ignorable="w14 w15 w16se w16cid w16 w16cex w16sdtdh wp14">
+<w:document xmlns:wpc="http://schemas.microsoft.com/office/word/2010/wordprocessingCanvas" xmlns:cx="http://schemas.microsoft.com/office/drawing/2014/chartex" xmlns:cx1="http://schemas.microsoft.com/office/drawing/2015/9/8/chartex" xmlns:cx2="http://schemas.microsoft.com/office/drawing/2015/10/21/chartex" xmlns:cx3="http://schemas.microsoft.com/office/drawing/2016/5/9/chartex" xmlns:cx4="http://schemas.microsoft.com/office/drawing/2016/5/10/chartex" xmlns:cx5="http://schemas.microsoft.com/office/drawing/2016/5/11/chartex" xmlns:cx6="http://schemas.microsoft.com/office/drawing/2016/5/12/chartex" xmlns:cx7="http://schemas.microsoft.com/office/drawing/2016/5/13/chartex" xmlns:cx8="http://schemas.microsoft.com/office/drawing/2016/5/14/chartex" xmlns:mc="http://schemas.openxmlformats.org/markup-compatibility/2006" xmlns:aink="http://schemas.microsoft.com/office/drawing/2016/ink" xmlns:am3d="http://schemas.microsoft.com/office/drawing/2017/model3d" xmlns:o="urn:schemas-microsoft-com:office:office" xmlns:oel="http://schemas.microsoft.com/office/2019/extlst" xmlns:r="http://schemas.openxmlformats.org/officeDocument/2006/relationships" xmlns:m="http://schemas.openxmlformats.org/officeDocument/2006/math" xmlns:v="urn:schemas-microsoft-com:vml" xmlns:wp14="http://schemas.microsoft.com/office/word/2010/wordprocessingDrawing" xmlns:wp="http://schemas.openxmlformats.org/drawingml/2006/wordprocessingDrawing" xmlns:w10="urn:schemas-microsoft-com:office:word" xmlns:w="http://schemas.openxmlformats.org/wordprocessingml/2006/main" xmlns:w14="http://schemas.microsoft.com/office/word/2010/wordml" xmlns:w15="http://schemas.microsoft.com/office/word/2012/wordml" xmlns:w16cex="http://schemas.microsoft.com/office/word/2018/wordml/cex" xmlns:w16cid="http://schemas.microsoft.com/office/word/2016/wordml/cid" xmlns:w16="http://schemas.microsoft.com/office/word/2018/wordml" xmlns:w16du="http://schemas.microsoft.com/office/word/2023/wordml/word16du" xmlns:w16sdtdh="http://schemas.microsoft.com/office/word/2020/wordml/sdtdatahash" xmlns:w16sdtfl="http://schemas.microsoft.com/office/word/2024/wordml/sdtformatlock" xmlns:w16se="http://schemas.microsoft.com/office/word/2015/wordml/symex" xmlns:wpg="http://schemas.microsoft.com/office/word/2010/wordprocessingGroup" xmlns:wpi="http://schemas.microsoft.com/office/word/2010/wordprocessingInk" xmlns:wne="http://schemas.microsoft.com/office/word/2006/wordml" xmlns:wps="http://schemas.microsoft.com/office/word/2010/wordprocessingShape" mc:Ignorable="w14 w15 w16se w16cid w16 w16cex w16sdtdh w16sdtfl w16du wp14">
   <w:body>
     <w:tbl>
       <w:tblPr>
@@ -56,11 +56,13 @@
             <w:pPr>
               <w:jc w:val="center"/>
               <w:rPr>
-                <w:b/>
-              </w:rPr>
-            </w:pPr>
-            <w:r>
-              <w:rPr>
+                <w:rFonts w:ascii="Aptos" w:hAnsi="Aptos"/>
+                <w:b/>
+              </w:rPr>
+            </w:pPr>
+            <w:r>
+              <w:rPr>
+                <w:rFonts w:ascii="Aptos" w:hAnsi="Aptos"/>
                 <w:b/>
               </w:rPr>
               <w:t>SCHEDA</w:t>
@@ -81,6 +83,7 @@
             <w:pPr>
               <w:jc w:val="center"/>
               <w:rPr>
+                <w:rFonts w:ascii="Aptos" w:hAnsi="Aptos"/>
                 <w:b/>
                 <w:sz w:val="28"/>
                 <w:szCs w:val="28"/>
@@ -102,12 +105,14 @@
             <w:pPr>
               <w:jc w:val="center"/>
               <w:rPr>
-                <w:sz w:val="20"/>
-                <w:szCs w:val="20"/>
-              </w:rPr>
-            </w:pPr>
-            <w:r>
-              <w:rPr>
+                <w:rFonts w:ascii="Aptos" w:hAnsi="Aptos"/>
+                <w:sz w:val="20"/>
+                <w:szCs w:val="20"/>
+              </w:rPr>
+            </w:pPr>
+            <w:r>
+              <w:rPr>
+                <w:rFonts w:ascii="Aptos" w:hAnsi="Aptos"/>
                 <w:sz w:val="20"/>
                 <w:szCs w:val="20"/>
               </w:rPr>
@@ -128,12 +133,14 @@
           <w:p>
             <w:pPr>
               <w:rPr>
+                <w:rFonts w:ascii="Aptos" w:hAnsi="Aptos"/>
                 <w:b/>
               </w:rPr>
             </w:pPr>
             <w:proofErr w:type="spellStart"/>
             <w:r>
               <w:rPr>
+                <w:rFonts w:ascii="Aptos" w:hAnsi="Aptos"/>
                 <w:b/>
               </w:rPr>
               <w:t>Mowital</w:t>
@@ -141,6 +148,7 @@
             <w:proofErr w:type="spellEnd"/>
             <w:r>
               <w:rPr>
+                <w:rFonts w:ascii="Aptos" w:hAnsi="Aptos"/>
                 <w:b/>
               </w:rPr>
               <w:t xml:space="preserve"> </w:t>
@@ -166,6 +174,7 @@
           <w:p>
             <w:pPr>
               <w:rPr>
+                <w:rFonts w:ascii="Aptos" w:hAnsi="Aptos"/>
                 <w:b/>
                 <w:sz w:val="10"/>
                 <w:szCs w:val="10"/>
@@ -192,11 +201,13 @@
           <w:p>
             <w:pPr>
               <w:rPr>
-                <w:b/>
-              </w:rPr>
-            </w:pPr>
-            <w:r>
-              <w:rPr>
+                <w:rFonts w:ascii="Aptos" w:hAnsi="Aptos"/>
+                <w:b/>
+              </w:rPr>
+            </w:pPr>
+            <w:r>
+              <w:rPr>
+                <w:rFonts w:ascii="Aptos" w:hAnsi="Aptos"/>
                 <w:b/>
               </w:rPr>
               <w:t>A</w:t>
@@ -217,11 +228,13 @@
           <w:p>
             <w:pPr>
               <w:rPr>
-                <w:b/>
-              </w:rPr>
-            </w:pPr>
-            <w:r>
-              <w:rPr>
+                <w:rFonts w:ascii="Aptos" w:hAnsi="Aptos"/>
+                <w:b/>
+              </w:rPr>
+            </w:pPr>
+            <w:r>
+              <w:rPr>
+                <w:rFonts w:ascii="Aptos" w:hAnsi="Aptos"/>
                 <w:b/>
               </w:rPr>
               <w:t>IDENTIFICAZIONE AGENTE</w:t>
@@ -247,6 +260,7 @@
           <w:p>
             <w:pPr>
               <w:rPr>
+                <w:rFonts w:ascii="Aptos" w:hAnsi="Aptos"/>
                 <w:b/>
                 <w:sz w:val="10"/>
                 <w:szCs w:val="10"/>
@@ -270,13 +284,15 @@
           <w:p>
             <w:pPr>
               <w:rPr>
-                <w:b/>
-                <w:sz w:val="20"/>
-                <w:szCs w:val="20"/>
-              </w:rPr>
-            </w:pPr>
-            <w:r>
-              <w:rPr>
+                <w:rFonts w:ascii="Aptos" w:hAnsi="Aptos"/>
+                <w:b/>
+                <w:sz w:val="20"/>
+                <w:szCs w:val="20"/>
+              </w:rPr>
+            </w:pPr>
+            <w:r>
+              <w:rPr>
+                <w:rFonts w:ascii="Aptos" w:hAnsi="Aptos"/>
                 <w:b/>
                 <w:sz w:val="20"/>
                 <w:szCs w:val="20"/>
@@ -296,13 +312,15 @@
           <w:p>
             <w:pPr>
               <w:rPr>
-                <w:b/>
-                <w:sz w:val="20"/>
-                <w:szCs w:val="20"/>
-              </w:rPr>
-            </w:pPr>
-            <w:r>
-              <w:rPr>
+                <w:rFonts w:ascii="Aptos" w:hAnsi="Aptos"/>
+                <w:b/>
+                <w:sz w:val="20"/>
+                <w:szCs w:val="20"/>
+              </w:rPr>
+            </w:pPr>
+            <w:r>
+              <w:rPr>
+                <w:rFonts w:ascii="Aptos" w:hAnsi="Aptos"/>
                 <w:b/>
                 <w:sz w:val="20"/>
                 <w:szCs w:val="20"/>
@@ -322,13 +340,15 @@
           <w:p>
             <w:pPr>
               <w:rPr>
-                <w:b/>
-                <w:sz w:val="20"/>
-                <w:szCs w:val="20"/>
-              </w:rPr>
-            </w:pPr>
-            <w:r>
-              <w:rPr>
+                <w:rFonts w:ascii="Aptos" w:hAnsi="Aptos"/>
+                <w:b/>
+                <w:sz w:val="20"/>
+                <w:szCs w:val="20"/>
+              </w:rPr>
+            </w:pPr>
+            <w:r>
+              <w:rPr>
+                <w:rFonts w:ascii="Aptos" w:hAnsi="Aptos"/>
                 <w:b/>
                 <w:sz w:val="20"/>
                 <w:szCs w:val="20"/>
@@ -350,17 +370,18 @@
               <w:bottom w:val="nil"/>
               <w:right w:val="nil"/>
             </w:tcBorders>
-            <w:shd w:val="clear" w:color="auto" w:fill="auto"/>
-          </w:tcPr>
-          <w:p>
-            <w:pPr>
-              <w:rPr>
+          </w:tcPr>
+          <w:p>
+            <w:pPr>
+              <w:rPr>
+                <w:rFonts w:ascii="Aptos" w:hAnsi="Aptos"/>
                 <w:sz w:val="18"/>
                 <w:szCs w:val="18"/>
               </w:rPr>
             </w:pPr>
             <w:r>
               <w:rPr>
+                <w:rFonts w:ascii="Aptos" w:hAnsi="Aptos"/>
                 <w:sz w:val="18"/>
                 <w:szCs w:val="18"/>
               </w:rPr>
@@ -378,6 +399,7 @@
             </w:r>
             <w:r>
               <w:rPr>
+                <w:rFonts w:ascii="Aptos" w:hAnsi="Aptos"/>
                 <w:sz w:val="18"/>
                 <w:szCs w:val="18"/>
               </w:rPr>
@@ -385,12 +407,14 @@
             </w:r>
             <w:r>
               <w:rPr>
+                <w:rFonts w:ascii="Aptos" w:hAnsi="Aptos"/>
                 <w:sz w:val="18"/>
                 <w:szCs w:val="18"/>
               </w:rPr>
             </w:r>
             <w:r>
               <w:rPr>
+                <w:rFonts w:ascii="Aptos" w:hAnsi="Aptos"/>
                 <w:sz w:val="18"/>
                 <w:szCs w:val="18"/>
               </w:rPr>
@@ -398,6 +422,7 @@
             </w:r>
             <w:r>
               <w:rPr>
+                <w:rFonts w:ascii="Aptos" w:hAnsi="Aptos"/>
                 <w:sz w:val="18"/>
                 <w:szCs w:val="18"/>
               </w:rPr>
@@ -413,17 +438,18 @@
               <w:left w:val="nil"/>
               <w:bottom w:val="nil"/>
             </w:tcBorders>
-            <w:shd w:val="clear" w:color="auto" w:fill="auto"/>
-          </w:tcPr>
-          <w:p>
-            <w:pPr>
-              <w:rPr>
-                <w:sz w:val="20"/>
-                <w:szCs w:val="20"/>
-              </w:rPr>
-            </w:pPr>
-            <w:r>
-              <w:rPr>
+          </w:tcPr>
+          <w:p>
+            <w:pPr>
+              <w:rPr>
+                <w:rFonts w:ascii="Aptos" w:hAnsi="Aptos"/>
+                <w:sz w:val="20"/>
+                <w:szCs w:val="20"/>
+              </w:rPr>
+            </w:pPr>
+            <w:r>
+              <w:rPr>
+                <w:rFonts w:ascii="Aptos" w:hAnsi="Aptos"/>
                 <w:sz w:val="20"/>
                 <w:szCs w:val="20"/>
               </w:rPr>
@@ -439,17 +465,18 @@
               <w:bottom w:val="nil"/>
               <w:right w:val="nil"/>
             </w:tcBorders>
-            <w:shd w:val="clear" w:color="auto" w:fill="auto"/>
-          </w:tcPr>
-          <w:p>
-            <w:pPr>
-              <w:rPr>
+          </w:tcPr>
+          <w:p>
+            <w:pPr>
+              <w:rPr>
+                <w:rFonts w:ascii="Aptos" w:hAnsi="Aptos"/>
                 <w:sz w:val="18"/>
                 <w:szCs w:val="18"/>
               </w:rPr>
             </w:pPr>
             <w:r>
               <w:rPr>
+                <w:rFonts w:ascii="Aptos" w:hAnsi="Aptos"/>
                 <w:sz w:val="18"/>
                 <w:szCs w:val="18"/>
               </w:rPr>
@@ -468,6 +495,7 @@
             </w:r>
             <w:r>
               <w:rPr>
+                <w:rFonts w:ascii="Aptos" w:hAnsi="Aptos"/>
                 <w:sz w:val="18"/>
                 <w:szCs w:val="18"/>
               </w:rPr>
@@ -475,12 +503,14 @@
             </w:r>
             <w:r>
               <w:rPr>
+                <w:rFonts w:ascii="Aptos" w:hAnsi="Aptos"/>
                 <w:sz w:val="18"/>
                 <w:szCs w:val="18"/>
               </w:rPr>
             </w:r>
             <w:r>
               <w:rPr>
+                <w:rFonts w:ascii="Aptos" w:hAnsi="Aptos"/>
                 <w:sz w:val="18"/>
                 <w:szCs w:val="18"/>
               </w:rPr>
@@ -488,6 +518,7 @@
             </w:r>
             <w:r>
               <w:rPr>
+                <w:rFonts w:ascii="Aptos" w:hAnsi="Aptos"/>
                 <w:sz w:val="18"/>
                 <w:szCs w:val="18"/>
               </w:rPr>
@@ -503,17 +534,18 @@
               <w:left w:val="nil"/>
               <w:bottom w:val="nil"/>
             </w:tcBorders>
-            <w:shd w:val="clear" w:color="auto" w:fill="auto"/>
-          </w:tcPr>
-          <w:p>
-            <w:pPr>
-              <w:rPr>
-                <w:sz w:val="20"/>
-                <w:szCs w:val="20"/>
-              </w:rPr>
-            </w:pPr>
-            <w:r>
-              <w:rPr>
+          </w:tcPr>
+          <w:p>
+            <w:pPr>
+              <w:rPr>
+                <w:rFonts w:ascii="Aptos" w:hAnsi="Aptos"/>
+                <w:sz w:val="20"/>
+                <w:szCs w:val="20"/>
+              </w:rPr>
+            </w:pPr>
+            <w:r>
+              <w:rPr>
+                <w:rFonts w:ascii="Aptos" w:hAnsi="Aptos"/>
                 <w:sz w:val="20"/>
                 <w:szCs w:val="20"/>
               </w:rPr>
@@ -528,17 +560,18 @@
               <w:bottom w:val="nil"/>
               <w:right w:val="nil"/>
             </w:tcBorders>
-            <w:shd w:val="clear" w:color="auto" w:fill="auto"/>
-          </w:tcPr>
-          <w:p>
-            <w:pPr>
-              <w:rPr>
+          </w:tcPr>
+          <w:p>
+            <w:pPr>
+              <w:rPr>
+                <w:rFonts w:ascii="Aptos" w:hAnsi="Aptos"/>
                 <w:sz w:val="18"/>
                 <w:szCs w:val="18"/>
               </w:rPr>
             </w:pPr>
             <w:r>
               <w:rPr>
+                <w:rFonts w:ascii="Aptos" w:hAnsi="Aptos"/>
                 <w:sz w:val="18"/>
                 <w:szCs w:val="18"/>
               </w:rPr>
@@ -556,6 +589,7 @@
             </w:r>
             <w:r>
               <w:rPr>
+                <w:rFonts w:ascii="Aptos" w:hAnsi="Aptos"/>
                 <w:sz w:val="18"/>
                 <w:szCs w:val="18"/>
               </w:rPr>
@@ -563,12 +597,14 @@
             </w:r>
             <w:r>
               <w:rPr>
+                <w:rFonts w:ascii="Aptos" w:hAnsi="Aptos"/>
                 <w:sz w:val="18"/>
                 <w:szCs w:val="18"/>
               </w:rPr>
             </w:r>
             <w:r>
               <w:rPr>
+                <w:rFonts w:ascii="Aptos" w:hAnsi="Aptos"/>
                 <w:sz w:val="18"/>
                 <w:szCs w:val="18"/>
               </w:rPr>
@@ -576,6 +612,7 @@
             </w:r>
             <w:r>
               <w:rPr>
+                <w:rFonts w:ascii="Aptos" w:hAnsi="Aptos"/>
                 <w:sz w:val="18"/>
                 <w:szCs w:val="18"/>
               </w:rPr>
@@ -591,17 +628,18 @@
               <w:left w:val="nil"/>
               <w:bottom w:val="nil"/>
             </w:tcBorders>
-            <w:shd w:val="clear" w:color="auto" w:fill="auto"/>
-          </w:tcPr>
-          <w:p>
-            <w:pPr>
-              <w:rPr>
-                <w:sz w:val="20"/>
-                <w:szCs w:val="20"/>
-              </w:rPr>
-            </w:pPr>
-            <w:r>
-              <w:rPr>
+          </w:tcPr>
+          <w:p>
+            <w:pPr>
+              <w:rPr>
+                <w:rFonts w:ascii="Aptos" w:hAnsi="Aptos"/>
+                <w:sz w:val="20"/>
+                <w:szCs w:val="20"/>
+              </w:rPr>
+            </w:pPr>
+            <w:r>
+              <w:rPr>
+                <w:rFonts w:ascii="Aptos" w:hAnsi="Aptos"/>
                 <w:sz w:val="20"/>
                 <w:szCs w:val="20"/>
               </w:rPr>
@@ -626,17 +664,18 @@
               <w:bottom w:val="nil"/>
               <w:right w:val="nil"/>
             </w:tcBorders>
-            <w:shd w:val="clear" w:color="auto" w:fill="auto"/>
-          </w:tcPr>
-          <w:p>
-            <w:pPr>
-              <w:rPr>
-                <w:sz w:val="20"/>
-                <w:szCs w:val="20"/>
-              </w:rPr>
-            </w:pPr>
-            <w:r>
-              <w:rPr>
+          </w:tcPr>
+          <w:p>
+            <w:pPr>
+              <w:rPr>
+                <w:rFonts w:ascii="Aptos" w:hAnsi="Aptos"/>
+                <w:sz w:val="20"/>
+                <w:szCs w:val="20"/>
+              </w:rPr>
+            </w:pPr>
+            <w:r>
+              <w:rPr>
+                <w:rFonts w:ascii="Aptos" w:hAnsi="Aptos"/>
                 <w:sz w:val="18"/>
                 <w:szCs w:val="18"/>
               </w:rPr>
@@ -655,6 +694,7 @@
             </w:r>
             <w:r>
               <w:rPr>
+                <w:rFonts w:ascii="Aptos" w:hAnsi="Aptos"/>
                 <w:sz w:val="18"/>
                 <w:szCs w:val="18"/>
               </w:rPr>
@@ -662,12 +702,14 @@
             </w:r>
             <w:r>
               <w:rPr>
+                <w:rFonts w:ascii="Aptos" w:hAnsi="Aptos"/>
                 <w:sz w:val="18"/>
                 <w:szCs w:val="18"/>
               </w:rPr>
             </w:r>
             <w:r>
               <w:rPr>
+                <w:rFonts w:ascii="Aptos" w:hAnsi="Aptos"/>
                 <w:sz w:val="18"/>
                 <w:szCs w:val="18"/>
               </w:rPr>
@@ -675,6 +717,7 @@
             </w:r>
             <w:r>
               <w:rPr>
+                <w:rFonts w:ascii="Aptos" w:hAnsi="Aptos"/>
                 <w:sz w:val="18"/>
                 <w:szCs w:val="18"/>
               </w:rPr>
@@ -691,17 +734,18 @@
               <w:left w:val="nil"/>
               <w:bottom w:val="nil"/>
             </w:tcBorders>
-            <w:shd w:val="clear" w:color="auto" w:fill="auto"/>
-          </w:tcPr>
-          <w:p>
-            <w:pPr>
-              <w:rPr>
-                <w:sz w:val="20"/>
-                <w:szCs w:val="20"/>
-              </w:rPr>
-            </w:pPr>
-            <w:r>
-              <w:rPr>
+          </w:tcPr>
+          <w:p>
+            <w:pPr>
+              <w:rPr>
+                <w:rFonts w:ascii="Aptos" w:hAnsi="Aptos"/>
+                <w:sz w:val="20"/>
+                <w:szCs w:val="20"/>
+              </w:rPr>
+            </w:pPr>
+            <w:r>
+              <w:rPr>
+                <w:rFonts w:ascii="Aptos" w:hAnsi="Aptos"/>
                 <w:sz w:val="20"/>
                 <w:szCs w:val="20"/>
               </w:rPr>
@@ -718,17 +762,18 @@
               <w:bottom w:val="nil"/>
               <w:right w:val="nil"/>
             </w:tcBorders>
-            <w:shd w:val="clear" w:color="auto" w:fill="auto"/>
-          </w:tcPr>
-          <w:p>
-            <w:pPr>
-              <w:rPr>
-                <w:sz w:val="20"/>
-                <w:szCs w:val="20"/>
-              </w:rPr>
-            </w:pPr>
-            <w:r>
-              <w:rPr>
+          </w:tcPr>
+          <w:p>
+            <w:pPr>
+              <w:rPr>
+                <w:rFonts w:ascii="Aptos" w:hAnsi="Aptos"/>
+                <w:sz w:val="20"/>
+                <w:szCs w:val="20"/>
+              </w:rPr>
+            </w:pPr>
+            <w:r>
+              <w:rPr>
+                <w:rFonts w:ascii="Aptos" w:hAnsi="Aptos"/>
                 <w:sz w:val="18"/>
                 <w:szCs w:val="18"/>
               </w:rPr>
@@ -746,6 +791,7 @@
             </w:r>
             <w:r>
               <w:rPr>
+                <w:rFonts w:ascii="Aptos" w:hAnsi="Aptos"/>
                 <w:sz w:val="18"/>
                 <w:szCs w:val="18"/>
               </w:rPr>
@@ -753,12 +799,14 @@
             </w:r>
             <w:r>
               <w:rPr>
+                <w:rFonts w:ascii="Aptos" w:hAnsi="Aptos"/>
                 <w:sz w:val="18"/>
                 <w:szCs w:val="18"/>
               </w:rPr>
             </w:r>
             <w:r>
               <w:rPr>
+                <w:rFonts w:ascii="Aptos" w:hAnsi="Aptos"/>
                 <w:sz w:val="18"/>
                 <w:szCs w:val="18"/>
               </w:rPr>
@@ -766,6 +814,7 @@
             </w:r>
             <w:r>
               <w:rPr>
+                <w:rFonts w:ascii="Aptos" w:hAnsi="Aptos"/>
                 <w:sz w:val="18"/>
                 <w:szCs w:val="18"/>
               </w:rPr>
@@ -782,17 +831,18 @@
               <w:left w:val="nil"/>
               <w:bottom w:val="nil"/>
             </w:tcBorders>
-            <w:shd w:val="clear" w:color="auto" w:fill="auto"/>
-          </w:tcPr>
-          <w:p>
-            <w:pPr>
-              <w:rPr>
-                <w:sz w:val="20"/>
-                <w:szCs w:val="20"/>
-              </w:rPr>
-            </w:pPr>
-            <w:r>
-              <w:rPr>
+          </w:tcPr>
+          <w:p>
+            <w:pPr>
+              <w:rPr>
+                <w:rFonts w:ascii="Aptos" w:hAnsi="Aptos"/>
+                <w:sz w:val="20"/>
+                <w:szCs w:val="20"/>
+              </w:rPr>
+            </w:pPr>
+            <w:r>
+              <w:rPr>
+                <w:rFonts w:ascii="Aptos" w:hAnsi="Aptos"/>
                 <w:sz w:val="20"/>
                 <w:szCs w:val="20"/>
               </w:rPr>
@@ -808,17 +858,18 @@
               <w:bottom w:val="nil"/>
               <w:right w:val="nil"/>
             </w:tcBorders>
-            <w:shd w:val="clear" w:color="auto" w:fill="auto"/>
-          </w:tcPr>
-          <w:p>
-            <w:pPr>
-              <w:rPr>
-                <w:sz w:val="20"/>
-                <w:szCs w:val="20"/>
-              </w:rPr>
-            </w:pPr>
-            <w:r>
-              <w:rPr>
+          </w:tcPr>
+          <w:p>
+            <w:pPr>
+              <w:rPr>
+                <w:rFonts w:ascii="Aptos" w:hAnsi="Aptos"/>
+                <w:sz w:val="20"/>
+                <w:szCs w:val="20"/>
+              </w:rPr>
+            </w:pPr>
+            <w:r>
+              <w:rPr>
+                <w:rFonts w:ascii="Aptos" w:hAnsi="Aptos"/>
                 <w:sz w:val="18"/>
                 <w:szCs w:val="18"/>
               </w:rPr>
@@ -836,6 +887,7 @@
             </w:r>
             <w:r>
               <w:rPr>
+                <w:rFonts w:ascii="Aptos" w:hAnsi="Aptos"/>
                 <w:sz w:val="18"/>
                 <w:szCs w:val="18"/>
               </w:rPr>
@@ -843,12 +895,14 @@
             </w:r>
             <w:r>
               <w:rPr>
+                <w:rFonts w:ascii="Aptos" w:hAnsi="Aptos"/>
                 <w:sz w:val="18"/>
                 <w:szCs w:val="18"/>
               </w:rPr>
             </w:r>
             <w:r>
               <w:rPr>
+                <w:rFonts w:ascii="Aptos" w:hAnsi="Aptos"/>
                 <w:sz w:val="18"/>
                 <w:szCs w:val="18"/>
               </w:rPr>
@@ -856,6 +910,7 @@
             </w:r>
             <w:r>
               <w:rPr>
+                <w:rFonts w:ascii="Aptos" w:hAnsi="Aptos"/>
                 <w:sz w:val="18"/>
                 <w:szCs w:val="18"/>
               </w:rPr>
@@ -872,17 +927,18 @@
               <w:left w:val="nil"/>
               <w:bottom w:val="nil"/>
             </w:tcBorders>
-            <w:shd w:val="clear" w:color="auto" w:fill="auto"/>
-          </w:tcPr>
-          <w:p>
-            <w:pPr>
-              <w:rPr>
-                <w:sz w:val="20"/>
-                <w:szCs w:val="20"/>
-              </w:rPr>
-            </w:pPr>
-            <w:r>
-              <w:rPr>
+          </w:tcPr>
+          <w:p>
+            <w:pPr>
+              <w:rPr>
+                <w:rFonts w:ascii="Aptos" w:hAnsi="Aptos"/>
+                <w:sz w:val="20"/>
+                <w:szCs w:val="20"/>
+              </w:rPr>
+            </w:pPr>
+            <w:r>
+              <w:rPr>
+                <w:rFonts w:ascii="Aptos" w:hAnsi="Aptos"/>
                 <w:sz w:val="20"/>
                 <w:szCs w:val="20"/>
               </w:rPr>
@@ -903,17 +959,18 @@
               <w:top w:val="nil"/>
               <w:right w:val="nil"/>
             </w:tcBorders>
-            <w:shd w:val="clear" w:color="auto" w:fill="auto"/>
-          </w:tcPr>
-          <w:p>
-            <w:pPr>
-              <w:rPr>
-                <w:sz w:val="20"/>
-                <w:szCs w:val="20"/>
-              </w:rPr>
-            </w:pPr>
-            <w:r>
-              <w:rPr>
+          </w:tcPr>
+          <w:p>
+            <w:pPr>
+              <w:rPr>
+                <w:rFonts w:ascii="Aptos" w:hAnsi="Aptos"/>
+                <w:sz w:val="20"/>
+                <w:szCs w:val="20"/>
+              </w:rPr>
+            </w:pPr>
+            <w:r>
+              <w:rPr>
+                <w:rFonts w:ascii="Aptos" w:hAnsi="Aptos"/>
                 <w:sz w:val="18"/>
                 <w:szCs w:val="18"/>
               </w:rPr>
@@ -931,6 +988,7 @@
             </w:r>
             <w:r>
               <w:rPr>
+                <w:rFonts w:ascii="Aptos" w:hAnsi="Aptos"/>
                 <w:sz w:val="18"/>
                 <w:szCs w:val="18"/>
               </w:rPr>
@@ -938,12 +996,14 @@
             </w:r>
             <w:r>
               <w:rPr>
+                <w:rFonts w:ascii="Aptos" w:hAnsi="Aptos"/>
                 <w:sz w:val="18"/>
                 <w:szCs w:val="18"/>
               </w:rPr>
             </w:r>
             <w:r>
               <w:rPr>
+                <w:rFonts w:ascii="Aptos" w:hAnsi="Aptos"/>
                 <w:sz w:val="18"/>
                 <w:szCs w:val="18"/>
               </w:rPr>
@@ -951,6 +1011,7 @@
             </w:r>
             <w:r>
               <w:rPr>
+                <w:rFonts w:ascii="Aptos" w:hAnsi="Aptos"/>
                 <w:sz w:val="18"/>
                 <w:szCs w:val="18"/>
               </w:rPr>
@@ -966,17 +1027,18 @@
               <w:top w:val="nil"/>
               <w:left w:val="nil"/>
             </w:tcBorders>
-            <w:shd w:val="clear" w:color="auto" w:fill="auto"/>
-          </w:tcPr>
-          <w:p>
-            <w:pPr>
-              <w:rPr>
-                <w:sz w:val="20"/>
-                <w:szCs w:val="20"/>
-              </w:rPr>
-            </w:pPr>
-            <w:r>
-              <w:rPr>
+          </w:tcPr>
+          <w:p>
+            <w:pPr>
+              <w:rPr>
+                <w:rFonts w:ascii="Aptos" w:hAnsi="Aptos"/>
+                <w:sz w:val="20"/>
+                <w:szCs w:val="20"/>
+              </w:rPr>
+            </w:pPr>
+            <w:r>
+              <w:rPr>
+                <w:rFonts w:ascii="Aptos" w:hAnsi="Aptos"/>
                 <w:sz w:val="20"/>
                 <w:szCs w:val="20"/>
               </w:rPr>
@@ -992,17 +1054,18 @@
               <w:top w:val="nil"/>
               <w:right w:val="nil"/>
             </w:tcBorders>
-            <w:shd w:val="clear" w:color="auto" w:fill="auto"/>
-          </w:tcPr>
-          <w:p>
-            <w:pPr>
-              <w:rPr>
-                <w:sz w:val="20"/>
-                <w:szCs w:val="20"/>
-              </w:rPr>
-            </w:pPr>
-            <w:r>
-              <w:rPr>
+          </w:tcPr>
+          <w:p>
+            <w:pPr>
+              <w:rPr>
+                <w:rFonts w:ascii="Aptos" w:hAnsi="Aptos"/>
+                <w:sz w:val="20"/>
+                <w:szCs w:val="20"/>
+              </w:rPr>
+            </w:pPr>
+            <w:r>
+              <w:rPr>
+                <w:rFonts w:ascii="Aptos" w:hAnsi="Aptos"/>
                 <w:sz w:val="18"/>
                 <w:szCs w:val="18"/>
               </w:rPr>
@@ -1020,6 +1083,7 @@
             </w:r>
             <w:r>
               <w:rPr>
+                <w:rFonts w:ascii="Aptos" w:hAnsi="Aptos"/>
                 <w:sz w:val="18"/>
                 <w:szCs w:val="18"/>
               </w:rPr>
@@ -1027,12 +1091,14 @@
             </w:r>
             <w:r>
               <w:rPr>
+                <w:rFonts w:ascii="Aptos" w:hAnsi="Aptos"/>
                 <w:sz w:val="18"/>
                 <w:szCs w:val="18"/>
               </w:rPr>
             </w:r>
             <w:r>
               <w:rPr>
+                <w:rFonts w:ascii="Aptos" w:hAnsi="Aptos"/>
                 <w:sz w:val="18"/>
                 <w:szCs w:val="18"/>
               </w:rPr>
@@ -1040,6 +1106,7 @@
             </w:r>
             <w:r>
               <w:rPr>
+                <w:rFonts w:ascii="Aptos" w:hAnsi="Aptos"/>
                 <w:sz w:val="18"/>
                 <w:szCs w:val="18"/>
               </w:rPr>
@@ -1055,17 +1122,18 @@
               <w:top w:val="nil"/>
               <w:left w:val="nil"/>
             </w:tcBorders>
-            <w:shd w:val="clear" w:color="auto" w:fill="auto"/>
-          </w:tcPr>
-          <w:p>
-            <w:pPr>
-              <w:rPr>
-                <w:sz w:val="20"/>
-                <w:szCs w:val="20"/>
-              </w:rPr>
-            </w:pPr>
-            <w:r>
-              <w:rPr>
+          </w:tcPr>
+          <w:p>
+            <w:pPr>
+              <w:rPr>
+                <w:rFonts w:ascii="Aptos" w:hAnsi="Aptos"/>
+                <w:sz w:val="20"/>
+                <w:szCs w:val="20"/>
+              </w:rPr>
+            </w:pPr>
+            <w:r>
+              <w:rPr>
+                <w:rFonts w:ascii="Aptos" w:hAnsi="Aptos"/>
                 <w:sz w:val="20"/>
                 <w:szCs w:val="20"/>
               </w:rPr>
@@ -1080,17 +1148,18 @@
               <w:top w:val="nil"/>
               <w:right w:val="nil"/>
             </w:tcBorders>
-            <w:shd w:val="clear" w:color="auto" w:fill="auto"/>
-          </w:tcPr>
-          <w:p>
-            <w:pPr>
-              <w:rPr>
-                <w:sz w:val="20"/>
-                <w:szCs w:val="20"/>
-              </w:rPr>
-            </w:pPr>
-            <w:r>
-              <w:rPr>
+          </w:tcPr>
+          <w:p>
+            <w:pPr>
+              <w:rPr>
+                <w:rFonts w:ascii="Aptos" w:hAnsi="Aptos"/>
+                <w:sz w:val="20"/>
+                <w:szCs w:val="20"/>
+              </w:rPr>
+            </w:pPr>
+            <w:r>
+              <w:rPr>
+                <w:rFonts w:ascii="Aptos" w:hAnsi="Aptos"/>
                 <w:sz w:val="18"/>
                 <w:szCs w:val="18"/>
               </w:rPr>
@@ -1108,6 +1177,7 @@
             </w:r>
             <w:r>
               <w:rPr>
+                <w:rFonts w:ascii="Aptos" w:hAnsi="Aptos"/>
                 <w:sz w:val="18"/>
                 <w:szCs w:val="18"/>
               </w:rPr>
@@ -1115,12 +1185,14 @@
             </w:r>
             <w:r>
               <w:rPr>
+                <w:rFonts w:ascii="Aptos" w:hAnsi="Aptos"/>
                 <w:sz w:val="18"/>
                 <w:szCs w:val="18"/>
               </w:rPr>
             </w:r>
             <w:r>
               <w:rPr>
+                <w:rFonts w:ascii="Aptos" w:hAnsi="Aptos"/>
                 <w:sz w:val="18"/>
                 <w:szCs w:val="18"/>
               </w:rPr>
@@ -1128,6 +1200,7 @@
             </w:r>
             <w:r>
               <w:rPr>
+                <w:rFonts w:ascii="Aptos" w:hAnsi="Aptos"/>
                 <w:sz w:val="18"/>
                 <w:szCs w:val="18"/>
               </w:rPr>
@@ -1143,17 +1216,18 @@
               <w:top w:val="nil"/>
               <w:left w:val="nil"/>
             </w:tcBorders>
-            <w:shd w:val="clear" w:color="auto" w:fill="auto"/>
-          </w:tcPr>
-          <w:p>
-            <w:pPr>
-              <w:rPr>
-                <w:sz w:val="20"/>
-                <w:szCs w:val="20"/>
-              </w:rPr>
-            </w:pPr>
-            <w:r>
-              <w:rPr>
+          </w:tcPr>
+          <w:p>
+            <w:pPr>
+              <w:rPr>
+                <w:rFonts w:ascii="Aptos" w:hAnsi="Aptos"/>
+                <w:sz w:val="20"/>
+                <w:szCs w:val="20"/>
+              </w:rPr>
+            </w:pPr>
+            <w:r>
+              <w:rPr>
+                <w:rFonts w:ascii="Aptos" w:hAnsi="Aptos"/>
                 <w:sz w:val="20"/>
                 <w:szCs w:val="20"/>
               </w:rPr>
@@ -1173,11 +1247,11 @@
           <w:tcPr>
             <w:tcW w:w="9628" w:type="dxa"/>
             <w:gridSpan w:val="20"/>
-            <w:shd w:val="clear" w:color="auto" w:fill="auto"/>
-          </w:tcPr>
-          <w:p>
-            <w:pPr>
-              <w:rPr>
+          </w:tcPr>
+          <w:p>
+            <w:pPr>
+              <w:rPr>
+                <w:rFonts w:ascii="Aptos" w:hAnsi="Aptos"/>
                 <w:sz w:val="10"/>
                 <w:szCs w:val="10"/>
               </w:rPr>
@@ -1201,13 +1275,15 @@
           <w:p>
             <w:pPr>
               <w:rPr>
-                <w:b/>
-                <w:sz w:val="20"/>
-                <w:szCs w:val="20"/>
-              </w:rPr>
-            </w:pPr>
-            <w:r>
-              <w:rPr>
+                <w:rFonts w:ascii="Aptos" w:hAnsi="Aptos"/>
+                <w:b/>
+                <w:sz w:val="20"/>
+                <w:szCs w:val="20"/>
+              </w:rPr>
+            </w:pPr>
+            <w:r>
+              <w:rPr>
+                <w:rFonts w:ascii="Aptos" w:hAnsi="Aptos"/>
                 <w:b/>
                 <w:sz w:val="20"/>
                 <w:szCs w:val="20"/>
@@ -1225,19 +1301,12 @@
           <w:p>
             <w:pPr>
               <w:rPr>
-                <w:b/>
-                <w:sz w:val="20"/>
-                <w:szCs w:val="20"/>
-              </w:rPr>
-            </w:pPr>
-            <w:r>
-              <w:rPr>
-                <w:b/>
-                <w:sz w:val="20"/>
-                <w:szCs w:val="20"/>
-              </w:rPr>
-              <w:t xml:space="preserve">TLV – IBE </w:t>
-            </w:r>
+                <w:rFonts w:ascii="Aptos" w:hAnsi="Aptos"/>
+                <w:b/>
+                <w:sz w:val="20"/>
+                <w:szCs w:val="20"/>
+              </w:rPr>
+            </w:pPr>
           </w:p>
         </w:tc>
       </w:tr>
@@ -1257,73 +1326,22 @@
           <w:p>
             <w:pPr>
               <w:rPr>
-                <w:sz w:val="16"/>
-                <w:szCs w:val="16"/>
-              </w:rPr>
-            </w:pPr>
-            <w:r>
-              <w:rPr>
-                <w:sz w:val="16"/>
-                <w:szCs w:val="16"/>
-              </w:rPr>
-              <w:fldChar w:fldCharType="begin">
-                <w:ffData>
-                  <w:name w:val="Controllo1"/>
-                  <w:enabled/>
-                  <w:calcOnExit w:val="0"/>
-                  <w:checkBox>
-                    <w:sizeAuto/>
-                    <w:default w:val="0"/>
-                    <w:checked/>
-                  </w:checkBox>
-                </w:ffData>
-              </w:fldChar>
-            </w:r>
-            <w:r>
-              <w:rPr>
-                <w:sz w:val="16"/>
-                <w:szCs w:val="16"/>
-              </w:rPr>
-              <w:instrText xml:space="preserve"> FORMCHECKBOX </w:instrText>
-            </w:r>
-            <w:r>
-              <w:rPr>
-                <w:sz w:val="16"/>
-                <w:szCs w:val="16"/>
-              </w:rPr>
-            </w:r>
-            <w:r>
-              <w:rPr>
-                <w:sz w:val="16"/>
-                <w:szCs w:val="16"/>
-              </w:rPr>
-              <w:fldChar w:fldCharType="separate"/>
-            </w:r>
-            <w:r>
-              <w:rPr>
-                <w:sz w:val="16"/>
-                <w:szCs w:val="16"/>
-              </w:rPr>
-              <w:fldChar w:fldCharType="end"/>
-            </w:r>
-            <w:r>
-              <w:rPr>
-                <w:sz w:val="16"/>
-                <w:szCs w:val="16"/>
-              </w:rPr>
-              <w:t xml:space="preserve"> </w:t>
-            </w:r>
-            <w:proofErr w:type="spellStart"/>
-            <w:r>
-              <w:rPr>
-                <w:sz w:val="16"/>
-                <w:szCs w:val="16"/>
-              </w:rPr>
-              <w:t>Polivinilbutirrale</w:t>
-            </w:r>
-            <w:proofErr w:type="spellEnd"/>
-            <w:r>
-              <w:rPr>
+                <w:rFonts w:ascii="Aptos" w:hAnsi="Aptos"/>
+                <w:sz w:val="16"/>
+                <w:szCs w:val="16"/>
+              </w:rPr>
+            </w:pPr>
+            <w:r>
+              <w:rPr>
+                <w:rFonts w:ascii="Aptos" w:hAnsi="Aptos"/>
+                <w:sz w:val="16"/>
+                <w:szCs w:val="16"/>
+              </w:rPr>
+              <w:t>Vedi SDS</w:t>
+            </w:r>
+            <w:r>
+              <w:rPr>
+                <w:rFonts w:ascii="Aptos" w:hAnsi="Aptos"/>
                 <w:sz w:val="16"/>
                 <w:szCs w:val="16"/>
               </w:rPr>
@@ -1340,6 +1358,7 @@
           <w:p>
             <w:pPr>
               <w:rPr>
+                <w:rFonts w:ascii="Aptos" w:hAnsi="Aptos"/>
                 <w:sz w:val="16"/>
                 <w:szCs w:val="16"/>
               </w:rPr>
@@ -1363,69 +1382,11 @@
           <w:p>
             <w:pPr>
               <w:rPr>
-                <w:sz w:val="16"/>
-                <w:szCs w:val="16"/>
-              </w:rPr>
-            </w:pPr>
-            <w:r>
-              <w:rPr>
-                <w:sz w:val="16"/>
-                <w:szCs w:val="16"/>
-              </w:rPr>
-              <w:fldChar w:fldCharType="begin">
-                <w:ffData>
-                  <w:name w:val="Controllo1"/>
-                  <w:enabled/>
-                  <w:calcOnExit w:val="0"/>
-                  <w:checkBox>
-                    <w:sizeAuto/>
-                    <w:default w:val="0"/>
-                    <w:checked/>
-                  </w:checkBox>
-                </w:ffData>
-              </w:fldChar>
-            </w:r>
-            <w:r>
-              <w:rPr>
-                <w:sz w:val="16"/>
-                <w:szCs w:val="16"/>
-              </w:rPr>
-              <w:instrText xml:space="preserve"> FORMCHECKBOX </w:instrText>
-            </w:r>
-            <w:r>
-              <w:rPr>
-                <w:sz w:val="16"/>
-                <w:szCs w:val="16"/>
-              </w:rPr>
-            </w:r>
-            <w:r>
-              <w:rPr>
-                <w:sz w:val="16"/>
-                <w:szCs w:val="16"/>
-              </w:rPr>
-              <w:fldChar w:fldCharType="separate"/>
-            </w:r>
-            <w:r>
-              <w:rPr>
-                <w:sz w:val="16"/>
-                <w:szCs w:val="16"/>
-              </w:rPr>
-              <w:fldChar w:fldCharType="end"/>
-            </w:r>
-            <w:r>
-              <w:rPr>
-                <w:sz w:val="16"/>
-                <w:szCs w:val="16"/>
-              </w:rPr>
-              <w:t xml:space="preserve"> </w:t>
-            </w:r>
-            <w:r>
-              <w:rPr>
-                <w:sz w:val="16"/>
-                <w:szCs w:val="16"/>
-              </w:rPr>
-              <w:t xml:space="preserve">Acqua </w:t>
-            </w:r>
+                <w:rFonts w:ascii="Aptos" w:hAnsi="Aptos"/>
+                <w:sz w:val="16"/>
+                <w:szCs w:val="16"/>
+              </w:rPr>
+            </w:pPr>
           </w:p>
         </w:tc>
         <w:tc>
@@ -1437,6 +1398,7 @@
           <w:p>
             <w:pPr>
               <w:rPr>
+                <w:rFonts w:ascii="Aptos" w:hAnsi="Aptos"/>
                 <w:sz w:val="16"/>
                 <w:szCs w:val="16"/>
               </w:rPr>
@@ -1462,6 +1424,7 @@
           <w:p>
             <w:pPr>
               <w:rPr>
+                <w:rFonts w:ascii="Aptos" w:hAnsi="Aptos"/>
                 <w:b/>
                 <w:sz w:val="10"/>
                 <w:szCs w:val="10"/>
@@ -1486,23 +1449,18 @@
           <w:p>
             <w:pPr>
               <w:rPr>
-                <w:sz w:val="20"/>
-                <w:szCs w:val="20"/>
-              </w:rPr>
-            </w:pPr>
-            <w:r>
-              <w:rPr>
-                <w:sz w:val="20"/>
-                <w:szCs w:val="20"/>
-              </w:rPr>
-              <w:t xml:space="preserve">Classificazione </w:t>
-            </w:r>
-            <w:r>
-              <w:rPr>
-                <w:sz w:val="20"/>
-                <w:szCs w:val="20"/>
-              </w:rPr>
-              <w:t>H</w:t>
+                <w:rFonts w:ascii="Aptos" w:hAnsi="Aptos"/>
+                <w:sz w:val="20"/>
+                <w:szCs w:val="20"/>
+              </w:rPr>
+            </w:pPr>
+            <w:r>
+              <w:rPr>
+                <w:rFonts w:ascii="Aptos" w:hAnsi="Aptos"/>
+                <w:sz w:val="20"/>
+                <w:szCs w:val="20"/>
+              </w:rPr>
+              <w:t>Classificazione H</w:t>
             </w:r>
           </w:p>
         </w:tc>
@@ -1515,6 +1473,7 @@
           <w:p>
             <w:pPr>
               <w:rPr>
+                <w:rFonts w:ascii="Aptos" w:hAnsi="Aptos"/>
                 <w:b/>
                 <w:bCs/>
                 <w:sz w:val="20"/>
@@ -1523,6 +1482,7 @@
             </w:pPr>
             <w:r>
               <w:rPr>
+                <w:rFonts w:ascii="Aptos" w:hAnsi="Aptos"/>
                 <w:b/>
                 <w:bCs/>
                 <w:sz w:val="20"/>
@@ -1549,12 +1509,14 @@
           <w:p>
             <w:pPr>
               <w:rPr>
-                <w:sz w:val="20"/>
-                <w:szCs w:val="20"/>
-              </w:rPr>
-            </w:pPr>
-            <w:r>
-              <w:rPr>
+                <w:rFonts w:ascii="Aptos" w:hAnsi="Aptos"/>
+                <w:sz w:val="20"/>
+                <w:szCs w:val="20"/>
+              </w:rPr>
+            </w:pPr>
+            <w:r>
+              <w:rPr>
+                <w:rFonts w:ascii="Aptos" w:hAnsi="Aptos"/>
                 <w:sz w:val="20"/>
                 <w:szCs w:val="20"/>
               </w:rPr>
@@ -1571,12 +1533,14 @@
           <w:p>
             <w:pPr>
               <w:rPr>
-                <w:sz w:val="20"/>
-                <w:szCs w:val="20"/>
-              </w:rPr>
-            </w:pPr>
-            <w:r>
-              <w:rPr>
+                <w:rFonts w:ascii="Aptos" w:hAnsi="Aptos"/>
+                <w:sz w:val="20"/>
+                <w:szCs w:val="20"/>
+              </w:rPr>
+            </w:pPr>
+            <w:r>
+              <w:rPr>
+                <w:rFonts w:ascii="Aptos" w:hAnsi="Aptos"/>
                 <w:sz w:val="20"/>
                 <w:szCs w:val="20"/>
               </w:rPr>
@@ -1586,30 +1550,18 @@
           <w:p>
             <w:pPr>
               <w:rPr>
-                <w:sz w:val="20"/>
-                <w:szCs w:val="20"/>
-              </w:rPr>
-            </w:pPr>
-            <w:r>
-              <w:rPr>
-                <w:sz w:val="16"/>
-                <w:szCs w:val="16"/>
-              </w:rPr>
-              <w:t>(Limitata al rifornimento mezzi</w:t>
-            </w:r>
-            <w:r>
-              <w:rPr>
-                <w:sz w:val="16"/>
-                <w:szCs w:val="16"/>
-              </w:rPr>
-              <w:t xml:space="preserve"> assimilabile a ciclo chiuso</w:t>
-            </w:r>
-            <w:r>
-              <w:rPr>
-                <w:sz w:val="16"/>
-                <w:szCs w:val="16"/>
-              </w:rPr>
-              <w:t>)</w:t>
+                <w:rFonts w:ascii="Aptos" w:hAnsi="Aptos"/>
+                <w:sz w:val="20"/>
+                <w:szCs w:val="20"/>
+              </w:rPr>
+            </w:pPr>
+            <w:r>
+              <w:rPr>
+                <w:rFonts w:ascii="Aptos" w:hAnsi="Aptos"/>
+                <w:sz w:val="16"/>
+                <w:szCs w:val="16"/>
+              </w:rPr>
+              <w:t>(Limitata al rifornimento mezzi assimilabile a ciclo chiuso)</w:t>
             </w:r>
           </w:p>
         </w:tc>
@@ -1622,12 +1574,14 @@
           <w:p>
             <w:pPr>
               <w:rPr>
-                <w:sz w:val="20"/>
-                <w:szCs w:val="20"/>
-              </w:rPr>
-            </w:pPr>
-            <w:r>
-              <w:rPr>
+                <w:rFonts w:ascii="Aptos" w:hAnsi="Aptos"/>
+                <w:sz w:val="20"/>
+                <w:szCs w:val="20"/>
+              </w:rPr>
+            </w:pPr>
+            <w:r>
+              <w:rPr>
+                <w:rFonts w:ascii="Aptos" w:hAnsi="Aptos"/>
                 <w:sz w:val="20"/>
                 <w:szCs w:val="20"/>
               </w:rPr>
@@ -1644,23 +1598,18 @@
           <w:p>
             <w:pPr>
               <w:rPr>
-                <w:sz w:val="20"/>
-                <w:szCs w:val="20"/>
-              </w:rPr>
-            </w:pPr>
-            <w:r>
-              <w:rPr>
-                <w:sz w:val="20"/>
-                <w:szCs w:val="20"/>
-              </w:rPr>
-              <w:t>10-25</w:t>
-            </w:r>
-            <w:r>
-              <w:rPr>
-                <w:sz w:val="20"/>
-                <w:szCs w:val="20"/>
-              </w:rPr>
-              <w:t xml:space="preserve"> % dell’orario di lavoro</w:t>
+                <w:rFonts w:ascii="Aptos" w:hAnsi="Aptos"/>
+                <w:sz w:val="20"/>
+                <w:szCs w:val="20"/>
+              </w:rPr>
+            </w:pPr>
+            <w:r>
+              <w:rPr>
+                <w:rFonts w:ascii="Aptos" w:hAnsi="Aptos"/>
+                <w:sz w:val="20"/>
+                <w:szCs w:val="20"/>
+              </w:rPr>
+              <w:t>10-25 % dell’orario di lavoro</w:t>
             </w:r>
           </w:p>
         </w:tc>
@@ -1684,12 +1633,14 @@
           <w:p>
             <w:pPr>
               <w:rPr>
-                <w:sz w:val="20"/>
-                <w:szCs w:val="20"/>
-              </w:rPr>
-            </w:pPr>
-            <w:r>
-              <w:rPr>
+                <w:rFonts w:ascii="Aptos" w:hAnsi="Aptos"/>
+                <w:sz w:val="20"/>
+                <w:szCs w:val="20"/>
+              </w:rPr>
+            </w:pPr>
+            <w:r>
+              <w:rPr>
+                <w:rFonts w:ascii="Aptos" w:hAnsi="Aptos"/>
                 <w:sz w:val="20"/>
                 <w:szCs w:val="20"/>
               </w:rPr>
@@ -1712,12 +1663,14 @@
               <w:autoSpaceDN w:val="0"/>
               <w:adjustRightInd w:val="0"/>
               <w:rPr>
-                <w:sz w:val="16"/>
-                <w:szCs w:val="16"/>
-              </w:rPr>
-            </w:pPr>
-            <w:r>
-              <w:rPr>
+                <w:rFonts w:ascii="Aptos" w:hAnsi="Aptos"/>
+                <w:sz w:val="16"/>
+                <w:szCs w:val="16"/>
+              </w:rPr>
+            </w:pPr>
+            <w:r>
+              <w:rPr>
+                <w:rFonts w:ascii="Aptos" w:hAnsi="Aptos"/>
                 <w:sz w:val="16"/>
                 <w:szCs w:val="16"/>
               </w:rPr>
@@ -1735,6 +1688,7 @@
             </w:r>
             <w:r>
               <w:rPr>
+                <w:rFonts w:ascii="Aptos" w:hAnsi="Aptos"/>
                 <w:sz w:val="16"/>
                 <w:szCs w:val="16"/>
               </w:rPr>
@@ -1742,12 +1696,14 @@
             </w:r>
             <w:r>
               <w:rPr>
-                <w:sz w:val="16"/>
-                <w:szCs w:val="16"/>
-              </w:rPr>
-            </w:r>
-            <w:r>
-              <w:rPr>
+                <w:rFonts w:ascii="Aptos" w:hAnsi="Aptos"/>
+                <w:sz w:val="16"/>
+                <w:szCs w:val="16"/>
+              </w:rPr>
+            </w:r>
+            <w:r>
+              <w:rPr>
+                <w:rFonts w:ascii="Aptos" w:hAnsi="Aptos"/>
                 <w:sz w:val="16"/>
                 <w:szCs w:val="16"/>
               </w:rPr>
@@ -1755,6 +1711,7 @@
             </w:r>
             <w:r>
               <w:rPr>
+                <w:rFonts w:ascii="Aptos" w:hAnsi="Aptos"/>
                 <w:sz w:val="16"/>
                 <w:szCs w:val="16"/>
               </w:rPr>
@@ -1762,6 +1719,7 @@
             </w:r>
             <w:r>
               <w:rPr>
+                <w:rFonts w:ascii="Aptos" w:hAnsi="Aptos"/>
                 <w:sz w:val="16"/>
                 <w:szCs w:val="16"/>
               </w:rPr>
@@ -1774,12 +1732,14 @@
               <w:autoSpaceDN w:val="0"/>
               <w:adjustRightInd w:val="0"/>
               <w:rPr>
-                <w:sz w:val="16"/>
-                <w:szCs w:val="16"/>
-              </w:rPr>
-            </w:pPr>
-            <w:r>
-              <w:rPr>
+                <w:rFonts w:ascii="Aptos" w:hAnsi="Aptos"/>
+                <w:sz w:val="16"/>
+                <w:szCs w:val="16"/>
+              </w:rPr>
+            </w:pPr>
+            <w:r>
+              <w:rPr>
+                <w:rFonts w:ascii="Aptos" w:hAnsi="Aptos"/>
                 <w:sz w:val="16"/>
                 <w:szCs w:val="16"/>
               </w:rPr>
@@ -1797,6 +1757,7 @@
             </w:r>
             <w:r>
               <w:rPr>
+                <w:rFonts w:ascii="Aptos" w:hAnsi="Aptos"/>
                 <w:sz w:val="16"/>
                 <w:szCs w:val="16"/>
               </w:rPr>
@@ -1804,12 +1765,14 @@
             </w:r>
             <w:r>
               <w:rPr>
-                <w:sz w:val="16"/>
-                <w:szCs w:val="16"/>
-              </w:rPr>
-            </w:r>
-            <w:r>
-              <w:rPr>
+                <w:rFonts w:ascii="Aptos" w:hAnsi="Aptos"/>
+                <w:sz w:val="16"/>
+                <w:szCs w:val="16"/>
+              </w:rPr>
+            </w:r>
+            <w:r>
+              <w:rPr>
+                <w:rFonts w:ascii="Aptos" w:hAnsi="Aptos"/>
                 <w:sz w:val="16"/>
                 <w:szCs w:val="16"/>
               </w:rPr>
@@ -1817,6 +1780,7 @@
             </w:r>
             <w:r>
               <w:rPr>
+                <w:rFonts w:ascii="Aptos" w:hAnsi="Aptos"/>
                 <w:sz w:val="16"/>
                 <w:szCs w:val="16"/>
               </w:rPr>
@@ -1824,6 +1788,7 @@
             </w:r>
             <w:r>
               <w:rPr>
+                <w:rFonts w:ascii="Aptos" w:hAnsi="Aptos"/>
                 <w:sz w:val="16"/>
                 <w:szCs w:val="16"/>
               </w:rPr>
@@ -1846,12 +1811,14 @@
               <w:autoSpaceDN w:val="0"/>
               <w:adjustRightInd w:val="0"/>
               <w:rPr>
-                <w:sz w:val="16"/>
-                <w:szCs w:val="16"/>
-              </w:rPr>
-            </w:pPr>
-            <w:r>
-              <w:rPr>
+                <w:rFonts w:ascii="Aptos" w:hAnsi="Aptos"/>
+                <w:sz w:val="16"/>
+                <w:szCs w:val="16"/>
+              </w:rPr>
+            </w:pPr>
+            <w:r>
+              <w:rPr>
+                <w:rFonts w:ascii="Aptos" w:hAnsi="Aptos"/>
                 <w:sz w:val="16"/>
                 <w:szCs w:val="16"/>
               </w:rPr>
@@ -1869,6 +1836,7 @@
             </w:r>
             <w:r>
               <w:rPr>
+                <w:rFonts w:ascii="Aptos" w:hAnsi="Aptos"/>
                 <w:sz w:val="16"/>
                 <w:szCs w:val="16"/>
               </w:rPr>
@@ -1876,12 +1844,14 @@
             </w:r>
             <w:r>
               <w:rPr>
-                <w:sz w:val="16"/>
-                <w:szCs w:val="16"/>
-              </w:rPr>
-            </w:r>
-            <w:r>
-              <w:rPr>
+                <w:rFonts w:ascii="Aptos" w:hAnsi="Aptos"/>
+                <w:sz w:val="16"/>
+                <w:szCs w:val="16"/>
+              </w:rPr>
+            </w:r>
+            <w:r>
+              <w:rPr>
+                <w:rFonts w:ascii="Aptos" w:hAnsi="Aptos"/>
                 <w:sz w:val="16"/>
                 <w:szCs w:val="16"/>
               </w:rPr>
@@ -1889,6 +1859,7 @@
             </w:r>
             <w:r>
               <w:rPr>
+                <w:rFonts w:ascii="Aptos" w:hAnsi="Aptos"/>
                 <w:sz w:val="16"/>
                 <w:szCs w:val="16"/>
               </w:rPr>
@@ -1896,6 +1867,7 @@
             </w:r>
             <w:r>
               <w:rPr>
+                <w:rFonts w:ascii="Aptos" w:hAnsi="Aptos"/>
                 <w:sz w:val="16"/>
                 <w:szCs w:val="16"/>
               </w:rPr>
@@ -1908,12 +1880,14 @@
               <w:autoSpaceDN w:val="0"/>
               <w:adjustRightInd w:val="0"/>
               <w:rPr>
-                <w:sz w:val="16"/>
-                <w:szCs w:val="16"/>
-              </w:rPr>
-            </w:pPr>
-            <w:r>
-              <w:rPr>
+                <w:rFonts w:ascii="Aptos" w:hAnsi="Aptos"/>
+                <w:sz w:val="16"/>
+                <w:szCs w:val="16"/>
+              </w:rPr>
+            </w:pPr>
+            <w:r>
+              <w:rPr>
+                <w:rFonts w:ascii="Aptos" w:hAnsi="Aptos"/>
                 <w:sz w:val="16"/>
                 <w:szCs w:val="16"/>
               </w:rPr>
@@ -1931,6 +1905,7 @@
             </w:r>
             <w:r>
               <w:rPr>
+                <w:rFonts w:ascii="Aptos" w:hAnsi="Aptos"/>
                 <w:sz w:val="16"/>
                 <w:szCs w:val="16"/>
               </w:rPr>
@@ -1938,12 +1913,14 @@
             </w:r>
             <w:r>
               <w:rPr>
-                <w:sz w:val="16"/>
-                <w:szCs w:val="16"/>
-              </w:rPr>
-            </w:r>
-            <w:r>
-              <w:rPr>
+                <w:rFonts w:ascii="Aptos" w:hAnsi="Aptos"/>
+                <w:sz w:val="16"/>
+                <w:szCs w:val="16"/>
+              </w:rPr>
+            </w:r>
+            <w:r>
+              <w:rPr>
+                <w:rFonts w:ascii="Aptos" w:hAnsi="Aptos"/>
                 <w:sz w:val="16"/>
                 <w:szCs w:val="16"/>
               </w:rPr>
@@ -1951,6 +1928,7 @@
             </w:r>
             <w:r>
               <w:rPr>
+                <w:rFonts w:ascii="Aptos" w:hAnsi="Aptos"/>
                 <w:sz w:val="16"/>
                 <w:szCs w:val="16"/>
               </w:rPr>
@@ -1958,6 +1936,7 @@
             </w:r>
             <w:r>
               <w:rPr>
+                <w:rFonts w:ascii="Aptos" w:hAnsi="Aptos"/>
                 <w:sz w:val="16"/>
                 <w:szCs w:val="16"/>
               </w:rPr>
@@ -1970,12 +1949,14 @@
               <w:autoSpaceDN w:val="0"/>
               <w:adjustRightInd w:val="0"/>
               <w:rPr>
-                <w:sz w:val="16"/>
-                <w:szCs w:val="16"/>
-              </w:rPr>
-            </w:pPr>
-            <w:r>
-              <w:rPr>
+                <w:rFonts w:ascii="Aptos" w:hAnsi="Aptos"/>
+                <w:sz w:val="16"/>
+                <w:szCs w:val="16"/>
+              </w:rPr>
+            </w:pPr>
+            <w:r>
+              <w:rPr>
+                <w:rFonts w:ascii="Aptos" w:hAnsi="Aptos"/>
                 <w:sz w:val="16"/>
                 <w:szCs w:val="16"/>
               </w:rPr>
@@ -1993,6 +1974,7 @@
             </w:r>
             <w:r>
               <w:rPr>
+                <w:rFonts w:ascii="Aptos" w:hAnsi="Aptos"/>
                 <w:sz w:val="16"/>
                 <w:szCs w:val="16"/>
               </w:rPr>
@@ -2000,12 +1982,14 @@
             </w:r>
             <w:r>
               <w:rPr>
-                <w:sz w:val="16"/>
-                <w:szCs w:val="16"/>
-              </w:rPr>
-            </w:r>
-            <w:r>
-              <w:rPr>
+                <w:rFonts w:ascii="Aptos" w:hAnsi="Aptos"/>
+                <w:sz w:val="16"/>
+                <w:szCs w:val="16"/>
+              </w:rPr>
+            </w:r>
+            <w:r>
+              <w:rPr>
+                <w:rFonts w:ascii="Aptos" w:hAnsi="Aptos"/>
                 <w:sz w:val="16"/>
                 <w:szCs w:val="16"/>
               </w:rPr>
@@ -2013,6 +1997,7 @@
             </w:r>
             <w:r>
               <w:rPr>
+                <w:rFonts w:ascii="Aptos" w:hAnsi="Aptos"/>
                 <w:sz w:val="16"/>
                 <w:szCs w:val="16"/>
               </w:rPr>
@@ -2020,6 +2005,7 @@
             </w:r>
             <w:r>
               <w:rPr>
+                <w:rFonts w:ascii="Aptos" w:hAnsi="Aptos"/>
                 <w:sz w:val="16"/>
                 <w:szCs w:val="16"/>
               </w:rPr>
@@ -2046,6 +2032,7 @@
           <w:p>
             <w:pPr>
               <w:rPr>
+                <w:rFonts w:ascii="Aptos" w:hAnsi="Aptos"/>
                 <w:b/>
                 <w:sz w:val="10"/>
                 <w:szCs w:val="10"/>
@@ -2072,11 +2059,13 @@
           <w:p>
             <w:pPr>
               <w:rPr>
-                <w:b/>
-              </w:rPr>
-            </w:pPr>
-            <w:r>
-              <w:rPr>
+                <w:rFonts w:ascii="Aptos" w:hAnsi="Aptos"/>
+                <w:b/>
+              </w:rPr>
+            </w:pPr>
+            <w:r>
+              <w:rPr>
+                <w:rFonts w:ascii="Aptos" w:hAnsi="Aptos"/>
                 <w:b/>
               </w:rPr>
               <w:t>B</w:t>
@@ -2097,11 +2086,13 @@
           <w:p>
             <w:pPr>
               <w:rPr>
-                <w:b/>
-              </w:rPr>
-            </w:pPr>
-            <w:r>
-              <w:rPr>
+                <w:rFonts w:ascii="Aptos" w:hAnsi="Aptos"/>
+                <w:b/>
+              </w:rPr>
+            </w:pPr>
+            <w:r>
+              <w:rPr>
+                <w:rFonts w:ascii="Aptos" w:hAnsi="Aptos"/>
                 <w:b/>
               </w:rPr>
               <w:t>VALUTAZIONE DEL RISCHIO PER FATTORI (rischio stimato)</w:t>
@@ -2127,6 +2118,7 @@
           <w:p>
             <w:pPr>
               <w:rPr>
+                <w:rFonts w:ascii="Aptos" w:hAnsi="Aptos"/>
                 <w:b/>
                 <w:sz w:val="10"/>
                 <w:szCs w:val="10"/>
@@ -2151,13 +2143,15 @@
           <w:p>
             <w:pPr>
               <w:rPr>
-                <w:b/>
-                <w:sz w:val="20"/>
-                <w:szCs w:val="20"/>
-              </w:rPr>
-            </w:pPr>
-            <w:r>
-              <w:rPr>
+                <w:rFonts w:ascii="Aptos" w:hAnsi="Aptos"/>
+                <w:b/>
+                <w:sz w:val="20"/>
+                <w:szCs w:val="20"/>
+              </w:rPr>
+            </w:pPr>
+            <w:r>
+              <w:rPr>
+                <w:rFonts w:ascii="Aptos" w:hAnsi="Aptos"/>
                 <w:b/>
                 <w:sz w:val="20"/>
                 <w:szCs w:val="20"/>
@@ -2175,13 +2169,15 @@
           <w:p>
             <w:pPr>
               <w:rPr>
-                <w:b/>
-                <w:sz w:val="20"/>
-                <w:szCs w:val="20"/>
-              </w:rPr>
-            </w:pPr>
-            <w:r>
-              <w:rPr>
+                <w:rFonts w:ascii="Aptos" w:hAnsi="Aptos"/>
+                <w:b/>
+                <w:sz w:val="20"/>
+                <w:szCs w:val="20"/>
+              </w:rPr>
+            </w:pPr>
+            <w:r>
+              <w:rPr>
+                <w:rFonts w:ascii="Aptos" w:hAnsi="Aptos"/>
                 <w:b/>
                 <w:sz w:val="20"/>
                 <w:szCs w:val="20"/>
@@ -2203,13 +2199,15 @@
             <w:pPr>
               <w:jc w:val="center"/>
               <w:rPr>
-                <w:b/>
-                <w:sz w:val="20"/>
-                <w:szCs w:val="20"/>
-              </w:rPr>
-            </w:pPr>
-            <w:r>
-              <w:rPr>
+                <w:rFonts w:ascii="Aptos" w:hAnsi="Aptos"/>
+                <w:b/>
+                <w:sz w:val="20"/>
+                <w:szCs w:val="20"/>
+              </w:rPr>
+            </w:pPr>
+            <w:r>
+              <w:rPr>
+                <w:rFonts w:ascii="Aptos" w:hAnsi="Aptos"/>
                 <w:b/>
                 <w:sz w:val="20"/>
                 <w:szCs w:val="20"/>
@@ -2232,13 +2230,15 @@
             <w:pPr>
               <w:jc w:val="center"/>
               <w:rPr>
-                <w:b/>
-                <w:sz w:val="20"/>
-                <w:szCs w:val="20"/>
-              </w:rPr>
-            </w:pPr>
-            <w:r>
-              <w:rPr>
+                <w:rFonts w:ascii="Aptos" w:hAnsi="Aptos"/>
+                <w:b/>
+                <w:sz w:val="20"/>
+                <w:szCs w:val="20"/>
+              </w:rPr>
+            </w:pPr>
+            <w:r>
+              <w:rPr>
+                <w:rFonts w:ascii="Aptos" w:hAnsi="Aptos"/>
                 <w:b/>
                 <w:sz w:val="20"/>
                 <w:szCs w:val="20"/>
@@ -2262,13 +2262,15 @@
             <w:pPr>
               <w:jc w:val="center"/>
               <w:rPr>
-                <w:b/>
-                <w:sz w:val="20"/>
-                <w:szCs w:val="20"/>
-              </w:rPr>
-            </w:pPr>
-            <w:r>
-              <w:rPr>
+                <w:rFonts w:ascii="Aptos" w:hAnsi="Aptos"/>
+                <w:b/>
+                <w:sz w:val="20"/>
+                <w:szCs w:val="20"/>
+              </w:rPr>
+            </w:pPr>
+            <w:r>
+              <w:rPr>
+                <w:rFonts w:ascii="Aptos" w:hAnsi="Aptos"/>
                 <w:b/>
                 <w:sz w:val="20"/>
                 <w:szCs w:val="20"/>
@@ -2294,8 +2296,14 @@
           <w:p>
             <w:pPr>
               <w:jc w:val="center"/>
-            </w:pPr>
-            <w:r>
+              <w:rPr>
+                <w:rFonts w:ascii="Aptos" w:hAnsi="Aptos"/>
+              </w:rPr>
+            </w:pPr>
+            <w:r>
+              <w:rPr>
+                <w:rFonts w:ascii="Aptos" w:hAnsi="Aptos"/>
+              </w:rPr>
               <w:t>1</w:t>
             </w:r>
           </w:p>
@@ -2310,12 +2318,14 @@
             <w:pPr>
               <w:jc w:val="center"/>
               <w:rPr>
-                <w:sz w:val="20"/>
-                <w:szCs w:val="20"/>
-              </w:rPr>
-            </w:pPr>
-            <w:r>
-              <w:rPr>
+                <w:rFonts w:ascii="Aptos" w:hAnsi="Aptos"/>
+                <w:sz w:val="20"/>
+                <w:szCs w:val="20"/>
+              </w:rPr>
+            </w:pPr>
+            <w:r>
+              <w:rPr>
+                <w:rFonts w:ascii="Aptos" w:hAnsi="Aptos"/>
                 <w:sz w:val="20"/>
                 <w:szCs w:val="20"/>
               </w:rPr>
@@ -2336,12 +2346,14 @@
             <w:pPr>
               <w:jc w:val="center"/>
               <w:rPr>
-                <w:sz w:val="20"/>
-                <w:szCs w:val="20"/>
-              </w:rPr>
-            </w:pPr>
-            <w:r>
-              <w:rPr>
+                <w:rFonts w:ascii="Aptos" w:hAnsi="Aptos"/>
+                <w:sz w:val="20"/>
+                <w:szCs w:val="20"/>
+              </w:rPr>
+            </w:pPr>
+            <w:r>
+              <w:rPr>
+                <w:rFonts w:ascii="Aptos" w:hAnsi="Aptos"/>
                 <w:sz w:val="20"/>
                 <w:szCs w:val="20"/>
               </w:rPr>
@@ -2364,6 +2376,7 @@
             <w:pPr>
               <w:jc w:val="center"/>
               <w:rPr>
+                <w:rFonts w:ascii="Aptos" w:hAnsi="Aptos"/>
                 <w:b/>
                 <w:sz w:val="28"/>
                 <w:szCs w:val="28"/>
@@ -2371,6 +2384,7 @@
             </w:pPr>
             <w:r>
               <w:rPr>
+                <w:rFonts w:ascii="Aptos" w:hAnsi="Aptos"/>
                 <w:b/>
                 <w:sz w:val="28"/>
                 <w:szCs w:val="28"/>
@@ -2392,13 +2406,15 @@
           <w:p>
             <w:pPr>
               <w:rPr>
-                <w:b/>
-                <w:sz w:val="16"/>
-                <w:szCs w:val="16"/>
-              </w:rPr>
-            </w:pPr>
-            <w:r>
-              <w:rPr>
+                <w:rFonts w:ascii="Aptos" w:hAnsi="Aptos"/>
+                <w:b/>
+                <w:sz w:val="16"/>
+                <w:szCs w:val="16"/>
+              </w:rPr>
+            </w:pPr>
+            <w:r>
+              <w:rPr>
+                <w:rFonts w:ascii="Aptos" w:hAnsi="Aptos"/>
                 <w:b/>
                 <w:sz w:val="16"/>
                 <w:szCs w:val="16"/>
@@ -2417,6 +2433,7 @@
             </w:r>
             <w:r>
               <w:rPr>
+                <w:rFonts w:ascii="Aptos" w:hAnsi="Aptos"/>
                 <w:b/>
                 <w:sz w:val="16"/>
                 <w:szCs w:val="16"/>
@@ -2425,13 +2442,15 @@
             </w:r>
             <w:r>
               <w:rPr>
-                <w:b/>
-                <w:sz w:val="16"/>
-                <w:szCs w:val="16"/>
-              </w:rPr>
-            </w:r>
-            <w:r>
-              <w:rPr>
+                <w:rFonts w:ascii="Aptos" w:hAnsi="Aptos"/>
+                <w:b/>
+                <w:sz w:val="16"/>
+                <w:szCs w:val="16"/>
+              </w:rPr>
+            </w:r>
+            <w:r>
+              <w:rPr>
+                <w:rFonts w:ascii="Aptos" w:hAnsi="Aptos"/>
                 <w:b/>
                 <w:sz w:val="16"/>
                 <w:szCs w:val="16"/>
@@ -2440,6 +2459,7 @@
             </w:r>
             <w:r>
               <w:rPr>
+                <w:rFonts w:ascii="Aptos" w:hAnsi="Aptos"/>
                 <w:b/>
                 <w:sz w:val="16"/>
                 <w:szCs w:val="16"/>
@@ -2450,13 +2470,15 @@
           <w:p>
             <w:pPr>
               <w:rPr>
-                <w:b/>
-                <w:sz w:val="16"/>
-                <w:szCs w:val="16"/>
-              </w:rPr>
-            </w:pPr>
-            <w:r>
-              <w:rPr>
+                <w:rFonts w:ascii="Aptos" w:hAnsi="Aptos"/>
+                <w:b/>
+                <w:sz w:val="16"/>
+                <w:szCs w:val="16"/>
+              </w:rPr>
+            </w:pPr>
+            <w:r>
+              <w:rPr>
+                <w:rFonts w:ascii="Aptos" w:hAnsi="Aptos"/>
                 <w:b/>
                 <w:sz w:val="16"/>
                 <w:szCs w:val="16"/>
@@ -2475,6 +2497,7 @@
             </w:r>
             <w:r>
               <w:rPr>
+                <w:rFonts w:ascii="Aptos" w:hAnsi="Aptos"/>
                 <w:b/>
                 <w:sz w:val="16"/>
                 <w:szCs w:val="16"/>
@@ -2483,13 +2506,15 @@
             </w:r>
             <w:r>
               <w:rPr>
-                <w:b/>
-                <w:sz w:val="16"/>
-                <w:szCs w:val="16"/>
-              </w:rPr>
-            </w:r>
-            <w:r>
-              <w:rPr>
+                <w:rFonts w:ascii="Aptos" w:hAnsi="Aptos"/>
+                <w:b/>
+                <w:sz w:val="16"/>
+                <w:szCs w:val="16"/>
+              </w:rPr>
+            </w:r>
+            <w:r>
+              <w:rPr>
+                <w:rFonts w:ascii="Aptos" w:hAnsi="Aptos"/>
                 <w:b/>
                 <w:sz w:val="16"/>
                 <w:szCs w:val="16"/>
@@ -2498,6 +2523,7 @@
             </w:r>
             <w:r>
               <w:rPr>
+                <w:rFonts w:ascii="Aptos" w:hAnsi="Aptos"/>
                 <w:b/>
                 <w:sz w:val="16"/>
                 <w:szCs w:val="16"/>
@@ -2508,13 +2534,15 @@
           <w:p>
             <w:pPr>
               <w:rPr>
-                <w:b/>
-                <w:sz w:val="16"/>
-                <w:szCs w:val="16"/>
-              </w:rPr>
-            </w:pPr>
-            <w:r>
-              <w:rPr>
+                <w:rFonts w:ascii="Aptos" w:hAnsi="Aptos"/>
+                <w:b/>
+                <w:sz w:val="16"/>
+                <w:szCs w:val="16"/>
+              </w:rPr>
+            </w:pPr>
+            <w:r>
+              <w:rPr>
+                <w:rFonts w:ascii="Aptos" w:hAnsi="Aptos"/>
                 <w:b/>
                 <w:sz w:val="16"/>
                 <w:szCs w:val="16"/>
@@ -2533,6 +2561,7 @@
             </w:r>
             <w:r>
               <w:rPr>
+                <w:rFonts w:ascii="Aptos" w:hAnsi="Aptos"/>
                 <w:b/>
                 <w:sz w:val="16"/>
                 <w:szCs w:val="16"/>
@@ -2541,13 +2570,15 @@
             </w:r>
             <w:r>
               <w:rPr>
-                <w:b/>
-                <w:sz w:val="16"/>
-                <w:szCs w:val="16"/>
-              </w:rPr>
-            </w:r>
-            <w:r>
-              <w:rPr>
+                <w:rFonts w:ascii="Aptos" w:hAnsi="Aptos"/>
+                <w:b/>
+                <w:sz w:val="16"/>
+                <w:szCs w:val="16"/>
+              </w:rPr>
+            </w:r>
+            <w:r>
+              <w:rPr>
+                <w:rFonts w:ascii="Aptos" w:hAnsi="Aptos"/>
                 <w:b/>
                 <w:sz w:val="16"/>
                 <w:szCs w:val="16"/>
@@ -2556,6 +2587,7 @@
             </w:r>
             <w:r>
               <w:rPr>
+                <w:rFonts w:ascii="Aptos" w:hAnsi="Aptos"/>
                 <w:b/>
                 <w:sz w:val="16"/>
                 <w:szCs w:val="16"/>
@@ -2566,13 +2598,15 @@
           <w:p>
             <w:pPr>
               <w:rPr>
-                <w:b/>
-                <w:sz w:val="16"/>
-                <w:szCs w:val="16"/>
-              </w:rPr>
-            </w:pPr>
-            <w:r>
-              <w:rPr>
+                <w:rFonts w:ascii="Aptos" w:hAnsi="Aptos"/>
+                <w:b/>
+                <w:sz w:val="16"/>
+                <w:szCs w:val="16"/>
+              </w:rPr>
+            </w:pPr>
+            <w:r>
+              <w:rPr>
+                <w:rFonts w:ascii="Aptos" w:hAnsi="Aptos"/>
                 <w:b/>
                 <w:sz w:val="16"/>
                 <w:szCs w:val="16"/>
@@ -2591,6 +2625,7 @@
             </w:r>
             <w:r>
               <w:rPr>
+                <w:rFonts w:ascii="Aptos" w:hAnsi="Aptos"/>
                 <w:b/>
                 <w:sz w:val="16"/>
                 <w:szCs w:val="16"/>
@@ -2599,13 +2634,15 @@
             </w:r>
             <w:r>
               <w:rPr>
-                <w:b/>
-                <w:sz w:val="16"/>
-                <w:szCs w:val="16"/>
-              </w:rPr>
-            </w:r>
-            <w:r>
-              <w:rPr>
+                <w:rFonts w:ascii="Aptos" w:hAnsi="Aptos"/>
+                <w:b/>
+                <w:sz w:val="16"/>
+                <w:szCs w:val="16"/>
+              </w:rPr>
+            </w:r>
+            <w:r>
+              <w:rPr>
+                <w:rFonts w:ascii="Aptos" w:hAnsi="Aptos"/>
                 <w:b/>
                 <w:sz w:val="16"/>
                 <w:szCs w:val="16"/>
@@ -2614,6 +2651,7 @@
             </w:r>
             <w:r>
               <w:rPr>
+                <w:rFonts w:ascii="Aptos" w:hAnsi="Aptos"/>
                 <w:b/>
                 <w:sz w:val="16"/>
                 <w:szCs w:val="16"/>
@@ -2624,13 +2662,15 @@
           <w:p>
             <w:pPr>
               <w:rPr>
-                <w:b/>
-                <w:sz w:val="16"/>
-                <w:szCs w:val="16"/>
-              </w:rPr>
-            </w:pPr>
-            <w:r>
-              <w:rPr>
+                <w:rFonts w:ascii="Aptos" w:hAnsi="Aptos"/>
+                <w:b/>
+                <w:sz w:val="16"/>
+                <w:szCs w:val="16"/>
+              </w:rPr>
+            </w:pPr>
+            <w:r>
+              <w:rPr>
+                <w:rFonts w:ascii="Aptos" w:hAnsi="Aptos"/>
                 <w:b/>
                 <w:sz w:val="16"/>
                 <w:szCs w:val="16"/>
@@ -2649,6 +2689,7 @@
             </w:r>
             <w:r>
               <w:rPr>
+                <w:rFonts w:ascii="Aptos" w:hAnsi="Aptos"/>
                 <w:b/>
                 <w:sz w:val="16"/>
                 <w:szCs w:val="16"/>
@@ -2657,13 +2698,15 @@
             </w:r>
             <w:r>
               <w:rPr>
-                <w:b/>
-                <w:sz w:val="16"/>
-                <w:szCs w:val="16"/>
-              </w:rPr>
-            </w:r>
-            <w:r>
-              <w:rPr>
+                <w:rFonts w:ascii="Aptos" w:hAnsi="Aptos"/>
+                <w:b/>
+                <w:sz w:val="16"/>
+                <w:szCs w:val="16"/>
+              </w:rPr>
+            </w:r>
+            <w:r>
+              <w:rPr>
+                <w:rFonts w:ascii="Aptos" w:hAnsi="Aptos"/>
                 <w:b/>
                 <w:sz w:val="16"/>
                 <w:szCs w:val="16"/>
@@ -2672,6 +2715,7 @@
             </w:r>
             <w:r>
               <w:rPr>
+                <w:rFonts w:ascii="Aptos" w:hAnsi="Aptos"/>
                 <w:b/>
                 <w:sz w:val="16"/>
                 <w:szCs w:val="16"/>
@@ -2693,13 +2737,15 @@
           <w:p>
             <w:pPr>
               <w:rPr>
-                <w:b/>
-                <w:sz w:val="16"/>
-                <w:szCs w:val="16"/>
-              </w:rPr>
-            </w:pPr>
-            <w:r>
-              <w:rPr>
+                <w:rFonts w:ascii="Aptos" w:hAnsi="Aptos"/>
+                <w:b/>
+                <w:sz w:val="16"/>
+                <w:szCs w:val="16"/>
+              </w:rPr>
+            </w:pPr>
+            <w:r>
+              <w:rPr>
+                <w:rFonts w:ascii="Aptos" w:hAnsi="Aptos"/>
                 <w:b/>
                 <w:sz w:val="16"/>
                 <w:szCs w:val="16"/>
@@ -2710,13 +2756,15 @@
           <w:p>
             <w:pPr>
               <w:rPr>
-                <w:b/>
-                <w:sz w:val="16"/>
-                <w:szCs w:val="16"/>
-              </w:rPr>
-            </w:pPr>
-            <w:r>
-              <w:rPr>
+                <w:rFonts w:ascii="Aptos" w:hAnsi="Aptos"/>
+                <w:b/>
+                <w:sz w:val="16"/>
+                <w:szCs w:val="16"/>
+              </w:rPr>
+            </w:pPr>
+            <w:r>
+              <w:rPr>
+                <w:rFonts w:ascii="Aptos" w:hAnsi="Aptos"/>
                 <w:b/>
                 <w:sz w:val="16"/>
                 <w:szCs w:val="16"/>
@@ -2727,13 +2775,15 @@
           <w:p>
             <w:pPr>
               <w:rPr>
-                <w:b/>
-                <w:sz w:val="16"/>
-                <w:szCs w:val="16"/>
-              </w:rPr>
-            </w:pPr>
-            <w:r>
-              <w:rPr>
+                <w:rFonts w:ascii="Aptos" w:hAnsi="Aptos"/>
+                <w:b/>
+                <w:sz w:val="16"/>
+                <w:szCs w:val="16"/>
+              </w:rPr>
+            </w:pPr>
+            <w:r>
+              <w:rPr>
+                <w:rFonts w:ascii="Aptos" w:hAnsi="Aptos"/>
                 <w:b/>
                 <w:sz w:val="16"/>
                 <w:szCs w:val="16"/>
@@ -2744,13 +2794,15 @@
           <w:p>
             <w:pPr>
               <w:rPr>
-                <w:b/>
-                <w:sz w:val="16"/>
-                <w:szCs w:val="16"/>
-              </w:rPr>
-            </w:pPr>
-            <w:r>
-              <w:rPr>
+                <w:rFonts w:ascii="Aptos" w:hAnsi="Aptos"/>
+                <w:b/>
+                <w:sz w:val="16"/>
+                <w:szCs w:val="16"/>
+              </w:rPr>
+            </w:pPr>
+            <w:r>
+              <w:rPr>
+                <w:rFonts w:ascii="Aptos" w:hAnsi="Aptos"/>
                 <w:b/>
                 <w:sz w:val="16"/>
                 <w:szCs w:val="16"/>
@@ -2761,13 +2813,15 @@
           <w:p>
             <w:pPr>
               <w:rPr>
-                <w:b/>
-                <w:sz w:val="16"/>
-                <w:szCs w:val="16"/>
-              </w:rPr>
-            </w:pPr>
-            <w:r>
-              <w:rPr>
+                <w:rFonts w:ascii="Aptos" w:hAnsi="Aptos"/>
+                <w:b/>
+                <w:sz w:val="16"/>
+                <w:szCs w:val="16"/>
+              </w:rPr>
+            </w:pPr>
+            <w:r>
+              <w:rPr>
+                <w:rFonts w:ascii="Aptos" w:hAnsi="Aptos"/>
                 <w:b/>
                 <w:sz w:val="16"/>
                 <w:szCs w:val="16"/>
@@ -2795,6 +2849,7 @@
           <w:p>
             <w:pPr>
               <w:rPr>
+                <w:rFonts w:ascii="Aptos" w:hAnsi="Aptos"/>
                 <w:b/>
                 <w:sz w:val="10"/>
                 <w:szCs w:val="10"/>
@@ -2821,11 +2876,13 @@
           <w:p>
             <w:pPr>
               <w:rPr>
-                <w:b/>
-              </w:rPr>
-            </w:pPr>
-            <w:r>
-              <w:rPr>
+                <w:rFonts w:ascii="Aptos" w:hAnsi="Aptos"/>
+                <w:b/>
+              </w:rPr>
+            </w:pPr>
+            <w:r>
+              <w:rPr>
+                <w:rFonts w:ascii="Aptos" w:hAnsi="Aptos"/>
                 <w:b/>
               </w:rPr>
               <w:t>C</w:t>
@@ -2847,11 +2904,13 @@
           <w:p>
             <w:pPr>
               <w:rPr>
-                <w:b/>
-              </w:rPr>
-            </w:pPr>
-            <w:r>
-              <w:rPr>
+                <w:rFonts w:ascii="Aptos" w:hAnsi="Aptos"/>
+                <w:b/>
+              </w:rPr>
+            </w:pPr>
+            <w:r>
+              <w:rPr>
+                <w:rFonts w:ascii="Aptos" w:hAnsi="Aptos"/>
                 <w:b/>
               </w:rPr>
               <w:t>VALUTAZIONE DEL RISCHIO MISURATO</w:t>
@@ -2873,13 +2932,15 @@
             <w:pPr>
               <w:jc w:val="center"/>
               <w:rPr>
-                <w:b/>
-                <w:sz w:val="16"/>
-                <w:szCs w:val="16"/>
-              </w:rPr>
-            </w:pPr>
-            <w:r>
-              <w:rPr>
+                <w:rFonts w:ascii="Aptos" w:hAnsi="Aptos"/>
+                <w:b/>
+                <w:sz w:val="16"/>
+                <w:szCs w:val="16"/>
+              </w:rPr>
+            </w:pPr>
+            <w:r>
+              <w:rPr>
+                <w:rFonts w:ascii="Aptos" w:hAnsi="Aptos"/>
                 <w:b/>
                 <w:sz w:val="16"/>
                 <w:szCs w:val="16"/>
@@ -2888,6 +2949,7 @@
             </w:r>
             <w:r>
               <w:rPr>
+                <w:rFonts w:ascii="Aptos" w:hAnsi="Aptos"/>
                 <w:b/>
                 <w:sz w:val="16"/>
                 <w:szCs w:val="16"/>
@@ -2906,6 +2968,7 @@
             </w:r>
             <w:r>
               <w:rPr>
+                <w:rFonts w:ascii="Aptos" w:hAnsi="Aptos"/>
                 <w:b/>
                 <w:sz w:val="16"/>
                 <w:szCs w:val="16"/>
@@ -2914,13 +2977,15 @@
             </w:r>
             <w:r>
               <w:rPr>
-                <w:b/>
-                <w:sz w:val="16"/>
-                <w:szCs w:val="16"/>
-              </w:rPr>
-            </w:r>
-            <w:r>
-              <w:rPr>
+                <w:rFonts w:ascii="Aptos" w:hAnsi="Aptos"/>
+                <w:b/>
+                <w:sz w:val="16"/>
+                <w:szCs w:val="16"/>
+              </w:rPr>
+            </w:r>
+            <w:r>
+              <w:rPr>
+                <w:rFonts w:ascii="Aptos" w:hAnsi="Aptos"/>
                 <w:b/>
                 <w:sz w:val="16"/>
                 <w:szCs w:val="16"/>
@@ -2929,6 +2994,7 @@
             </w:r>
             <w:r>
               <w:rPr>
+                <w:rFonts w:ascii="Aptos" w:hAnsi="Aptos"/>
                 <w:b/>
                 <w:sz w:val="16"/>
                 <w:szCs w:val="16"/>
@@ -2937,6 +3003,7 @@
             </w:r>
             <w:r>
               <w:rPr>
+                <w:rFonts w:ascii="Aptos" w:hAnsi="Aptos"/>
                 <w:b/>
                 <w:sz w:val="16"/>
                 <w:szCs w:val="16"/>
@@ -2945,6 +3012,7 @@
             </w:r>
             <w:r>
               <w:rPr>
+                <w:rFonts w:ascii="Aptos" w:hAnsi="Aptos"/>
                 <w:b/>
                 <w:sz w:val="16"/>
                 <w:szCs w:val="16"/>
@@ -2963,6 +3031,7 @@
             </w:r>
             <w:r>
               <w:rPr>
+                <w:rFonts w:ascii="Aptos" w:hAnsi="Aptos"/>
                 <w:b/>
                 <w:sz w:val="16"/>
                 <w:szCs w:val="16"/>
@@ -2971,13 +3040,15 @@
             </w:r>
             <w:r>
               <w:rPr>
-                <w:b/>
-                <w:sz w:val="16"/>
-                <w:szCs w:val="16"/>
-              </w:rPr>
-            </w:r>
-            <w:r>
-              <w:rPr>
+                <w:rFonts w:ascii="Aptos" w:hAnsi="Aptos"/>
+                <w:b/>
+                <w:sz w:val="16"/>
+                <w:szCs w:val="16"/>
+              </w:rPr>
+            </w:r>
+            <w:r>
+              <w:rPr>
+                <w:rFonts w:ascii="Aptos" w:hAnsi="Aptos"/>
                 <w:b/>
                 <w:sz w:val="16"/>
                 <w:szCs w:val="16"/>
@@ -2986,6 +3057,7 @@
             </w:r>
             <w:r>
               <w:rPr>
+                <w:rFonts w:ascii="Aptos" w:hAnsi="Aptos"/>
                 <w:b/>
                 <w:sz w:val="16"/>
                 <w:szCs w:val="16"/>
@@ -2994,6 +3066,7 @@
             </w:r>
             <w:r>
               <w:rPr>
+                <w:rFonts w:ascii="Aptos" w:hAnsi="Aptos"/>
                 <w:b/>
                 <w:sz w:val="16"/>
                 <w:szCs w:val="16"/>
@@ -3021,6 +3094,7 @@
           <w:p>
             <w:pPr>
               <w:rPr>
+                <w:rFonts w:ascii="Aptos" w:hAnsi="Aptos"/>
                 <w:b/>
                 <w:sz w:val="10"/>
                 <w:szCs w:val="10"/>
@@ -3047,6 +3121,7 @@
           <w:p>
             <w:pPr>
               <w:rPr>
+                <w:rFonts w:ascii="Aptos" w:hAnsi="Aptos"/>
                 <w:b/>
                 <w:sz w:val="10"/>
                 <w:szCs w:val="10"/>
@@ -3073,11 +3148,13 @@
           <w:p>
             <w:pPr>
               <w:rPr>
-                <w:b/>
-              </w:rPr>
-            </w:pPr>
-            <w:r>
-              <w:rPr>
+                <w:rFonts w:ascii="Aptos" w:hAnsi="Aptos"/>
+                <w:b/>
+              </w:rPr>
+            </w:pPr>
+            <w:r>
+              <w:rPr>
+                <w:rFonts w:ascii="Aptos" w:hAnsi="Aptos"/>
                 <w:b/>
               </w:rPr>
               <w:t>D</w:t>
@@ -3098,11 +3175,13 @@
           <w:p>
             <w:pPr>
               <w:rPr>
-                <w:b/>
-              </w:rPr>
-            </w:pPr>
-            <w:r>
-              <w:rPr>
+                <w:rFonts w:ascii="Aptos" w:hAnsi="Aptos"/>
+                <w:b/>
+              </w:rPr>
+            </w:pPr>
+            <w:r>
+              <w:rPr>
+                <w:rFonts w:ascii="Aptos" w:hAnsi="Aptos"/>
                 <w:b/>
               </w:rPr>
               <w:t>MISURE DI PREVENZIONE E PROTEZIONE (artt. 224, 225)</w:t>
@@ -3129,6 +3208,7 @@
           <w:p>
             <w:pPr>
               <w:rPr>
+                <w:rFonts w:ascii="Aptos" w:hAnsi="Aptos"/>
                 <w:b/>
                 <w:sz w:val="10"/>
                 <w:szCs w:val="10"/>
@@ -3155,12 +3235,14 @@
           <w:p>
             <w:pPr>
               <w:rPr>
-                <w:sz w:val="16"/>
-                <w:szCs w:val="16"/>
-              </w:rPr>
-            </w:pPr>
-            <w:r>
-              <w:rPr>
+                <w:rFonts w:ascii="Aptos" w:hAnsi="Aptos"/>
+                <w:sz w:val="16"/>
+                <w:szCs w:val="16"/>
+              </w:rPr>
+            </w:pPr>
+            <w:r>
+              <w:rPr>
+                <w:rFonts w:ascii="Aptos" w:hAnsi="Aptos"/>
                 <w:b/>
                 <w:sz w:val="16"/>
                 <w:szCs w:val="16"/>
@@ -3179,6 +3261,7 @@
             </w:r>
             <w:r>
               <w:rPr>
+                <w:rFonts w:ascii="Aptos" w:hAnsi="Aptos"/>
                 <w:b/>
                 <w:sz w:val="16"/>
                 <w:szCs w:val="16"/>
@@ -3187,13 +3270,15 @@
             </w:r>
             <w:r>
               <w:rPr>
-                <w:b/>
-                <w:sz w:val="16"/>
-                <w:szCs w:val="16"/>
-              </w:rPr>
-            </w:r>
-            <w:r>
-              <w:rPr>
+                <w:rFonts w:ascii="Aptos" w:hAnsi="Aptos"/>
+                <w:b/>
+                <w:sz w:val="16"/>
+                <w:szCs w:val="16"/>
+              </w:rPr>
+            </w:r>
+            <w:r>
+              <w:rPr>
+                <w:rFonts w:ascii="Aptos" w:hAnsi="Aptos"/>
                 <w:b/>
                 <w:sz w:val="16"/>
                 <w:szCs w:val="16"/>
@@ -3202,6 +3287,7 @@
             </w:r>
             <w:r>
               <w:rPr>
+                <w:rFonts w:ascii="Aptos" w:hAnsi="Aptos"/>
                 <w:b/>
                 <w:sz w:val="16"/>
                 <w:szCs w:val="16"/>
@@ -3210,6 +3296,7 @@
             </w:r>
             <w:r>
               <w:rPr>
+                <w:rFonts w:ascii="Aptos" w:hAnsi="Aptos"/>
                 <w:b/>
                 <w:sz w:val="16"/>
                 <w:szCs w:val="16"/>
@@ -3218,6 +3305,7 @@
             </w:r>
             <w:r>
               <w:rPr>
+                <w:rFonts w:ascii="Aptos" w:hAnsi="Aptos"/>
                 <w:sz w:val="16"/>
                 <w:szCs w:val="16"/>
               </w:rPr>
@@ -3227,12 +3315,14 @@
           <w:p>
             <w:pPr>
               <w:rPr>
-                <w:sz w:val="16"/>
-                <w:szCs w:val="16"/>
-              </w:rPr>
-            </w:pPr>
-            <w:r>
-              <w:rPr>
+                <w:rFonts w:ascii="Aptos" w:hAnsi="Aptos"/>
+                <w:sz w:val="16"/>
+                <w:szCs w:val="16"/>
+              </w:rPr>
+            </w:pPr>
+            <w:r>
+              <w:rPr>
+                <w:rFonts w:ascii="Aptos" w:hAnsi="Aptos"/>
                 <w:sz w:val="16"/>
                 <w:szCs w:val="16"/>
               </w:rPr>
@@ -3250,6 +3340,7 @@
             </w:r>
             <w:r>
               <w:rPr>
+                <w:rFonts w:ascii="Aptos" w:hAnsi="Aptos"/>
                 <w:sz w:val="16"/>
                 <w:szCs w:val="16"/>
               </w:rPr>
@@ -3257,12 +3348,14 @@
             </w:r>
             <w:r>
               <w:rPr>
-                <w:sz w:val="16"/>
-                <w:szCs w:val="16"/>
-              </w:rPr>
-            </w:r>
-            <w:r>
-              <w:rPr>
+                <w:rFonts w:ascii="Aptos" w:hAnsi="Aptos"/>
+                <w:sz w:val="16"/>
+                <w:szCs w:val="16"/>
+              </w:rPr>
+            </w:r>
+            <w:r>
+              <w:rPr>
+                <w:rFonts w:ascii="Aptos" w:hAnsi="Aptos"/>
                 <w:sz w:val="16"/>
                 <w:szCs w:val="16"/>
               </w:rPr>
@@ -3270,6 +3363,7 @@
             </w:r>
             <w:r>
               <w:rPr>
+                <w:rFonts w:ascii="Aptos" w:hAnsi="Aptos"/>
                 <w:sz w:val="16"/>
                 <w:szCs w:val="16"/>
               </w:rPr>
@@ -3277,6 +3371,7 @@
             </w:r>
             <w:r>
               <w:rPr>
+                <w:rFonts w:ascii="Aptos" w:hAnsi="Aptos"/>
                 <w:sz w:val="16"/>
                 <w:szCs w:val="16"/>
               </w:rPr>
@@ -3286,13 +3381,15 @@
           <w:p>
             <w:pPr>
               <w:rPr>
-                <w:b/>
-                <w:sz w:val="16"/>
-                <w:szCs w:val="16"/>
-              </w:rPr>
-            </w:pPr>
-            <w:r>
-              <w:rPr>
+                <w:rFonts w:ascii="Aptos" w:hAnsi="Aptos"/>
+                <w:b/>
+                <w:sz w:val="16"/>
+                <w:szCs w:val="16"/>
+              </w:rPr>
+            </w:pPr>
+            <w:r>
+              <w:rPr>
+                <w:rFonts w:ascii="Aptos" w:hAnsi="Aptos"/>
                 <w:sz w:val="16"/>
                 <w:szCs w:val="16"/>
               </w:rPr>
@@ -3310,6 +3407,7 @@
             </w:r>
             <w:r>
               <w:rPr>
+                <w:rFonts w:ascii="Aptos" w:hAnsi="Aptos"/>
                 <w:sz w:val="16"/>
                 <w:szCs w:val="16"/>
               </w:rPr>
@@ -3317,12 +3415,14 @@
             </w:r>
             <w:r>
               <w:rPr>
-                <w:sz w:val="16"/>
-                <w:szCs w:val="16"/>
-              </w:rPr>
-            </w:r>
-            <w:r>
-              <w:rPr>
+                <w:rFonts w:ascii="Aptos" w:hAnsi="Aptos"/>
+                <w:sz w:val="16"/>
+                <w:szCs w:val="16"/>
+              </w:rPr>
+            </w:r>
+            <w:r>
+              <w:rPr>
+                <w:rFonts w:ascii="Aptos" w:hAnsi="Aptos"/>
                 <w:sz w:val="16"/>
                 <w:szCs w:val="16"/>
               </w:rPr>
@@ -3330,6 +3430,7 @@
             </w:r>
             <w:r>
               <w:rPr>
+                <w:rFonts w:ascii="Aptos" w:hAnsi="Aptos"/>
                 <w:sz w:val="16"/>
                 <w:szCs w:val="16"/>
               </w:rPr>
@@ -3337,6 +3438,7 @@
             </w:r>
             <w:r>
               <w:rPr>
+                <w:rFonts w:ascii="Aptos" w:hAnsi="Aptos"/>
                 <w:sz w:val="16"/>
                 <w:szCs w:val="16"/>
               </w:rPr>
@@ -3346,12 +3448,14 @@
           <w:p>
             <w:pPr>
               <w:rPr>
-                <w:sz w:val="16"/>
-                <w:szCs w:val="16"/>
-              </w:rPr>
-            </w:pPr>
-            <w:r>
-              <w:rPr>
+                <w:rFonts w:ascii="Aptos" w:hAnsi="Aptos"/>
+                <w:sz w:val="16"/>
+                <w:szCs w:val="16"/>
+              </w:rPr>
+            </w:pPr>
+            <w:r>
+              <w:rPr>
+                <w:rFonts w:ascii="Aptos" w:hAnsi="Aptos"/>
                 <w:sz w:val="16"/>
                 <w:szCs w:val="16"/>
               </w:rPr>
@@ -3369,6 +3473,7 @@
             </w:r>
             <w:r>
               <w:rPr>
+                <w:rFonts w:ascii="Aptos" w:hAnsi="Aptos"/>
                 <w:sz w:val="16"/>
                 <w:szCs w:val="16"/>
               </w:rPr>
@@ -3376,12 +3481,14 @@
             </w:r>
             <w:r>
               <w:rPr>
-                <w:sz w:val="16"/>
-                <w:szCs w:val="16"/>
-              </w:rPr>
-            </w:r>
-            <w:r>
-              <w:rPr>
+                <w:rFonts w:ascii="Aptos" w:hAnsi="Aptos"/>
+                <w:sz w:val="16"/>
+                <w:szCs w:val="16"/>
+              </w:rPr>
+            </w:r>
+            <w:r>
+              <w:rPr>
+                <w:rFonts w:ascii="Aptos" w:hAnsi="Aptos"/>
                 <w:sz w:val="16"/>
                 <w:szCs w:val="16"/>
               </w:rPr>
@@ -3389,6 +3496,7 @@
             </w:r>
             <w:r>
               <w:rPr>
+                <w:rFonts w:ascii="Aptos" w:hAnsi="Aptos"/>
                 <w:sz w:val="16"/>
                 <w:szCs w:val="16"/>
               </w:rPr>
@@ -3396,6 +3504,7 @@
             </w:r>
             <w:r>
               <w:rPr>
+                <w:rFonts w:ascii="Aptos" w:hAnsi="Aptos"/>
                 <w:sz w:val="16"/>
                 <w:szCs w:val="16"/>
               </w:rPr>
@@ -3405,12 +3514,14 @@
           <w:p>
             <w:pPr>
               <w:rPr>
-                <w:sz w:val="16"/>
-                <w:szCs w:val="16"/>
-              </w:rPr>
-            </w:pPr>
-            <w:r>
-              <w:rPr>
+                <w:rFonts w:ascii="Aptos" w:hAnsi="Aptos"/>
+                <w:sz w:val="16"/>
+                <w:szCs w:val="16"/>
+              </w:rPr>
+            </w:pPr>
+            <w:r>
+              <w:rPr>
+                <w:rFonts w:ascii="Aptos" w:hAnsi="Aptos"/>
                 <w:sz w:val="16"/>
                 <w:szCs w:val="16"/>
               </w:rPr>
@@ -3429,6 +3540,7 @@
             </w:r>
             <w:r>
               <w:rPr>
+                <w:rFonts w:ascii="Aptos" w:hAnsi="Aptos"/>
                 <w:sz w:val="16"/>
                 <w:szCs w:val="16"/>
               </w:rPr>
@@ -3436,12 +3548,14 @@
             </w:r>
             <w:r>
               <w:rPr>
-                <w:sz w:val="16"/>
-                <w:szCs w:val="16"/>
-              </w:rPr>
-            </w:r>
-            <w:r>
-              <w:rPr>
+                <w:rFonts w:ascii="Aptos" w:hAnsi="Aptos"/>
+                <w:sz w:val="16"/>
+                <w:szCs w:val="16"/>
+              </w:rPr>
+            </w:r>
+            <w:r>
+              <w:rPr>
+                <w:rFonts w:ascii="Aptos" w:hAnsi="Aptos"/>
                 <w:sz w:val="16"/>
                 <w:szCs w:val="16"/>
               </w:rPr>
@@ -3449,6 +3563,7 @@
             </w:r>
             <w:r>
               <w:rPr>
+                <w:rFonts w:ascii="Aptos" w:hAnsi="Aptos"/>
                 <w:sz w:val="16"/>
                 <w:szCs w:val="16"/>
               </w:rPr>
@@ -3456,6 +3571,7 @@
             </w:r>
             <w:r>
               <w:rPr>
+                <w:rFonts w:ascii="Aptos" w:hAnsi="Aptos"/>
                 <w:sz w:val="16"/>
                 <w:szCs w:val="16"/>
               </w:rPr>
@@ -3465,12 +3581,14 @@
           <w:p>
             <w:pPr>
               <w:rPr>
-                <w:sz w:val="16"/>
-                <w:szCs w:val="16"/>
-              </w:rPr>
-            </w:pPr>
-            <w:r>
-              <w:rPr>
+                <w:rFonts w:ascii="Aptos" w:hAnsi="Aptos"/>
+                <w:sz w:val="16"/>
+                <w:szCs w:val="16"/>
+              </w:rPr>
+            </w:pPr>
+            <w:r>
+              <w:rPr>
+                <w:rFonts w:ascii="Aptos" w:hAnsi="Aptos"/>
                 <w:sz w:val="16"/>
                 <w:szCs w:val="16"/>
               </w:rPr>
@@ -3488,6 +3606,7 @@
             </w:r>
             <w:r>
               <w:rPr>
+                <w:rFonts w:ascii="Aptos" w:hAnsi="Aptos"/>
                 <w:sz w:val="16"/>
                 <w:szCs w:val="16"/>
               </w:rPr>
@@ -3495,12 +3614,14 @@
             </w:r>
             <w:r>
               <w:rPr>
-                <w:sz w:val="16"/>
-                <w:szCs w:val="16"/>
-              </w:rPr>
-            </w:r>
-            <w:r>
-              <w:rPr>
+                <w:rFonts w:ascii="Aptos" w:hAnsi="Aptos"/>
+                <w:sz w:val="16"/>
+                <w:szCs w:val="16"/>
+              </w:rPr>
+            </w:r>
+            <w:r>
+              <w:rPr>
+                <w:rFonts w:ascii="Aptos" w:hAnsi="Aptos"/>
                 <w:sz w:val="16"/>
                 <w:szCs w:val="16"/>
               </w:rPr>
@@ -3508,6 +3629,7 @@
             </w:r>
             <w:r>
               <w:rPr>
+                <w:rFonts w:ascii="Aptos" w:hAnsi="Aptos"/>
                 <w:sz w:val="16"/>
                 <w:szCs w:val="16"/>
               </w:rPr>
@@ -3515,6 +3637,7 @@
             </w:r>
             <w:r>
               <w:rPr>
+                <w:rFonts w:ascii="Aptos" w:hAnsi="Aptos"/>
                 <w:sz w:val="16"/>
                 <w:szCs w:val="16"/>
               </w:rPr>
@@ -3524,12 +3647,14 @@
           <w:p>
             <w:pPr>
               <w:rPr>
-                <w:sz w:val="16"/>
-                <w:szCs w:val="16"/>
-              </w:rPr>
-            </w:pPr>
-            <w:r>
-              <w:rPr>
+                <w:rFonts w:ascii="Aptos" w:hAnsi="Aptos"/>
+                <w:sz w:val="16"/>
+                <w:szCs w:val="16"/>
+              </w:rPr>
+            </w:pPr>
+            <w:r>
+              <w:rPr>
+                <w:rFonts w:ascii="Aptos" w:hAnsi="Aptos"/>
                 <w:sz w:val="16"/>
                 <w:szCs w:val="16"/>
               </w:rPr>
@@ -3548,6 +3673,7 @@
             </w:r>
             <w:r>
               <w:rPr>
+                <w:rFonts w:ascii="Aptos" w:hAnsi="Aptos"/>
                 <w:sz w:val="16"/>
                 <w:szCs w:val="16"/>
               </w:rPr>
@@ -3555,12 +3681,14 @@
             </w:r>
             <w:r>
               <w:rPr>
-                <w:sz w:val="16"/>
-                <w:szCs w:val="16"/>
-              </w:rPr>
-            </w:r>
-            <w:r>
-              <w:rPr>
+                <w:rFonts w:ascii="Aptos" w:hAnsi="Aptos"/>
+                <w:sz w:val="16"/>
+                <w:szCs w:val="16"/>
+              </w:rPr>
+            </w:r>
+            <w:r>
+              <w:rPr>
+                <w:rFonts w:ascii="Aptos" w:hAnsi="Aptos"/>
                 <w:sz w:val="16"/>
                 <w:szCs w:val="16"/>
               </w:rPr>
@@ -3568,6 +3696,7 @@
             </w:r>
             <w:r>
               <w:rPr>
+                <w:rFonts w:ascii="Aptos" w:hAnsi="Aptos"/>
                 <w:sz w:val="16"/>
                 <w:szCs w:val="16"/>
               </w:rPr>
@@ -3575,6 +3704,7 @@
             </w:r>
             <w:r>
               <w:rPr>
+                <w:rFonts w:ascii="Aptos" w:hAnsi="Aptos"/>
                 <w:sz w:val="16"/>
                 <w:szCs w:val="16"/>
               </w:rPr>
@@ -3584,6 +3714,7 @@
           <w:p>
             <w:pPr>
               <w:rPr>
+                <w:rFonts w:ascii="Aptos" w:hAnsi="Aptos"/>
                 <w:sz w:val="16"/>
                 <w:szCs w:val="16"/>
               </w:rPr>
@@ -3601,12 +3732,14 @@
           <w:p>
             <w:pPr>
               <w:rPr>
-                <w:sz w:val="16"/>
-                <w:szCs w:val="16"/>
-              </w:rPr>
-            </w:pPr>
-            <w:r>
-              <w:rPr>
+                <w:rFonts w:ascii="Aptos" w:hAnsi="Aptos"/>
+                <w:sz w:val="16"/>
+                <w:szCs w:val="16"/>
+              </w:rPr>
+            </w:pPr>
+            <w:r>
+              <w:rPr>
+                <w:rFonts w:ascii="Aptos" w:hAnsi="Aptos"/>
                 <w:sz w:val="16"/>
                 <w:szCs w:val="16"/>
               </w:rPr>
@@ -3624,6 +3757,7 @@
             </w:r>
             <w:r>
               <w:rPr>
+                <w:rFonts w:ascii="Aptos" w:hAnsi="Aptos"/>
                 <w:sz w:val="16"/>
                 <w:szCs w:val="16"/>
               </w:rPr>
@@ -3631,12 +3765,14 @@
             </w:r>
             <w:r>
               <w:rPr>
-                <w:sz w:val="16"/>
-                <w:szCs w:val="16"/>
-              </w:rPr>
-            </w:r>
-            <w:r>
-              <w:rPr>
+                <w:rFonts w:ascii="Aptos" w:hAnsi="Aptos"/>
+                <w:sz w:val="16"/>
+                <w:szCs w:val="16"/>
+              </w:rPr>
+            </w:r>
+            <w:r>
+              <w:rPr>
+                <w:rFonts w:ascii="Aptos" w:hAnsi="Aptos"/>
                 <w:sz w:val="16"/>
                 <w:szCs w:val="16"/>
               </w:rPr>
@@ -3644,6 +3780,7 @@
             </w:r>
             <w:r>
               <w:rPr>
+                <w:rFonts w:ascii="Aptos" w:hAnsi="Aptos"/>
                 <w:sz w:val="16"/>
                 <w:szCs w:val="16"/>
               </w:rPr>
@@ -3651,6 +3788,7 @@
             </w:r>
             <w:r>
               <w:rPr>
+                <w:rFonts w:ascii="Aptos" w:hAnsi="Aptos"/>
                 <w:sz w:val="16"/>
                 <w:szCs w:val="16"/>
               </w:rPr>
@@ -3660,12 +3798,14 @@
           <w:p>
             <w:pPr>
               <w:rPr>
-                <w:sz w:val="16"/>
-                <w:szCs w:val="16"/>
-              </w:rPr>
-            </w:pPr>
-            <w:r>
-              <w:rPr>
+                <w:rFonts w:ascii="Aptos" w:hAnsi="Aptos"/>
+                <w:sz w:val="16"/>
+                <w:szCs w:val="16"/>
+              </w:rPr>
+            </w:pPr>
+            <w:r>
+              <w:rPr>
+                <w:rFonts w:ascii="Aptos" w:hAnsi="Aptos"/>
                 <w:sz w:val="16"/>
                 <w:szCs w:val="16"/>
               </w:rPr>
@@ -3683,6 +3823,7 @@
             </w:r>
             <w:r>
               <w:rPr>
+                <w:rFonts w:ascii="Aptos" w:hAnsi="Aptos"/>
                 <w:sz w:val="16"/>
                 <w:szCs w:val="16"/>
               </w:rPr>
@@ -3690,12 +3831,14 @@
             </w:r>
             <w:r>
               <w:rPr>
-                <w:sz w:val="16"/>
-                <w:szCs w:val="16"/>
-              </w:rPr>
-            </w:r>
-            <w:r>
-              <w:rPr>
+                <w:rFonts w:ascii="Aptos" w:hAnsi="Aptos"/>
+                <w:sz w:val="16"/>
+                <w:szCs w:val="16"/>
+              </w:rPr>
+            </w:r>
+            <w:r>
+              <w:rPr>
+                <w:rFonts w:ascii="Aptos" w:hAnsi="Aptos"/>
                 <w:sz w:val="16"/>
                 <w:szCs w:val="16"/>
               </w:rPr>
@@ -3703,6 +3846,7 @@
             </w:r>
             <w:r>
               <w:rPr>
+                <w:rFonts w:ascii="Aptos" w:hAnsi="Aptos"/>
                 <w:sz w:val="16"/>
                 <w:szCs w:val="16"/>
               </w:rPr>
@@ -3710,28 +3854,24 @@
             </w:r>
             <w:r>
               <w:rPr>
-                <w:sz w:val="16"/>
-                <w:szCs w:val="16"/>
-              </w:rPr>
-              <w:t xml:space="preserve"> Fornitura dei DPI indicati di seguito</w:t>
-            </w:r>
-            <w:r>
-              <w:rPr>
-                <w:sz w:val="16"/>
-                <w:szCs w:val="16"/>
-              </w:rPr>
-              <w:t xml:space="preserve"> </w:t>
-            </w:r>
-          </w:p>
-          <w:p>
-            <w:pPr>
-              <w:rPr>
-                <w:sz w:val="16"/>
-                <w:szCs w:val="16"/>
-              </w:rPr>
-            </w:pPr>
-            <w:r>
-              <w:rPr>
+                <w:rFonts w:ascii="Aptos" w:hAnsi="Aptos"/>
+                <w:sz w:val="16"/>
+                <w:szCs w:val="16"/>
+              </w:rPr>
+              <w:t xml:space="preserve"> Fornitura dei DPI indicati di seguito </w:t>
+            </w:r>
+          </w:p>
+          <w:p>
+            <w:pPr>
+              <w:rPr>
+                <w:rFonts w:ascii="Aptos" w:hAnsi="Aptos"/>
+                <w:sz w:val="16"/>
+                <w:szCs w:val="16"/>
+              </w:rPr>
+            </w:pPr>
+            <w:r>
+              <w:rPr>
+                <w:rFonts w:ascii="Aptos" w:hAnsi="Aptos"/>
                 <w:sz w:val="16"/>
                 <w:szCs w:val="16"/>
               </w:rPr>
@@ -3749,6 +3889,7 @@
             </w:r>
             <w:r>
               <w:rPr>
+                <w:rFonts w:ascii="Aptos" w:hAnsi="Aptos"/>
                 <w:sz w:val="16"/>
                 <w:szCs w:val="16"/>
               </w:rPr>
@@ -3756,12 +3897,14 @@
             </w:r>
             <w:r>
               <w:rPr>
-                <w:sz w:val="16"/>
-                <w:szCs w:val="16"/>
-              </w:rPr>
-            </w:r>
-            <w:r>
-              <w:rPr>
+                <w:rFonts w:ascii="Aptos" w:hAnsi="Aptos"/>
+                <w:sz w:val="16"/>
+                <w:szCs w:val="16"/>
+              </w:rPr>
+            </w:r>
+            <w:r>
+              <w:rPr>
+                <w:rFonts w:ascii="Aptos" w:hAnsi="Aptos"/>
                 <w:sz w:val="16"/>
                 <w:szCs w:val="16"/>
               </w:rPr>
@@ -3769,6 +3912,7 @@
             </w:r>
             <w:r>
               <w:rPr>
+                <w:rFonts w:ascii="Aptos" w:hAnsi="Aptos"/>
                 <w:sz w:val="16"/>
                 <w:szCs w:val="16"/>
               </w:rPr>
@@ -3776,6 +3920,7 @@
             </w:r>
             <w:r>
               <w:rPr>
+                <w:rFonts w:ascii="Aptos" w:hAnsi="Aptos"/>
                 <w:sz w:val="16"/>
                 <w:szCs w:val="16"/>
               </w:rPr>
@@ -3785,12 +3930,14 @@
           <w:p>
             <w:pPr>
               <w:rPr>
-                <w:sz w:val="16"/>
-                <w:szCs w:val="16"/>
-              </w:rPr>
-            </w:pPr>
-            <w:r>
-              <w:rPr>
+                <w:rFonts w:ascii="Aptos" w:hAnsi="Aptos"/>
+                <w:sz w:val="16"/>
+                <w:szCs w:val="16"/>
+              </w:rPr>
+            </w:pPr>
+            <w:r>
+              <w:rPr>
+                <w:rFonts w:ascii="Aptos" w:hAnsi="Aptos"/>
                 <w:sz w:val="16"/>
                 <w:szCs w:val="16"/>
               </w:rPr>
@@ -3808,6 +3955,7 @@
             </w:r>
             <w:r>
               <w:rPr>
+                <w:rFonts w:ascii="Aptos" w:hAnsi="Aptos"/>
                 <w:sz w:val="16"/>
                 <w:szCs w:val="16"/>
               </w:rPr>
@@ -3815,12 +3963,14 @@
             </w:r>
             <w:r>
               <w:rPr>
-                <w:sz w:val="16"/>
-                <w:szCs w:val="16"/>
-              </w:rPr>
-            </w:r>
-            <w:r>
-              <w:rPr>
+                <w:rFonts w:ascii="Aptos" w:hAnsi="Aptos"/>
+                <w:sz w:val="16"/>
+                <w:szCs w:val="16"/>
+              </w:rPr>
+            </w:r>
+            <w:r>
+              <w:rPr>
+                <w:rFonts w:ascii="Aptos" w:hAnsi="Aptos"/>
                 <w:sz w:val="16"/>
                 <w:szCs w:val="16"/>
               </w:rPr>
@@ -3828,6 +3978,7 @@
             </w:r>
             <w:r>
               <w:rPr>
+                <w:rFonts w:ascii="Aptos" w:hAnsi="Aptos"/>
                 <w:sz w:val="16"/>
                 <w:szCs w:val="16"/>
               </w:rPr>
@@ -3835,6 +3986,7 @@
             </w:r>
             <w:r>
               <w:rPr>
+                <w:rFonts w:ascii="Aptos" w:hAnsi="Aptos"/>
                 <w:sz w:val="16"/>
                 <w:szCs w:val="16"/>
               </w:rPr>
@@ -3844,12 +3996,14 @@
           <w:p>
             <w:pPr>
               <w:rPr>
-                <w:sz w:val="16"/>
-                <w:szCs w:val="16"/>
-              </w:rPr>
-            </w:pPr>
-            <w:r>
-              <w:rPr>
+                <w:rFonts w:ascii="Aptos" w:hAnsi="Aptos"/>
+                <w:sz w:val="16"/>
+                <w:szCs w:val="16"/>
+              </w:rPr>
+            </w:pPr>
+            <w:r>
+              <w:rPr>
+                <w:rFonts w:ascii="Aptos" w:hAnsi="Aptos"/>
                 <w:sz w:val="16"/>
                 <w:szCs w:val="16"/>
               </w:rPr>
@@ -3867,6 +4021,7 @@
             </w:r>
             <w:r>
               <w:rPr>
+                <w:rFonts w:ascii="Aptos" w:hAnsi="Aptos"/>
                 <w:sz w:val="16"/>
                 <w:szCs w:val="16"/>
               </w:rPr>
@@ -3874,12 +4029,14 @@
             </w:r>
             <w:r>
               <w:rPr>
-                <w:sz w:val="16"/>
-                <w:szCs w:val="16"/>
-              </w:rPr>
-            </w:r>
-            <w:r>
-              <w:rPr>
+                <w:rFonts w:ascii="Aptos" w:hAnsi="Aptos"/>
+                <w:sz w:val="16"/>
+                <w:szCs w:val="16"/>
+              </w:rPr>
+            </w:r>
+            <w:r>
+              <w:rPr>
+                <w:rFonts w:ascii="Aptos" w:hAnsi="Aptos"/>
                 <w:sz w:val="16"/>
                 <w:szCs w:val="16"/>
               </w:rPr>
@@ -3887,6 +4044,7 @@
             </w:r>
             <w:r>
               <w:rPr>
+                <w:rFonts w:ascii="Aptos" w:hAnsi="Aptos"/>
                 <w:sz w:val="16"/>
                 <w:szCs w:val="16"/>
               </w:rPr>
@@ -3894,6 +4052,7 @@
             </w:r>
             <w:r>
               <w:rPr>
+                <w:rFonts w:ascii="Aptos" w:hAnsi="Aptos"/>
                 <w:sz w:val="16"/>
                 <w:szCs w:val="16"/>
               </w:rPr>
@@ -3903,6 +4062,7 @@
           <w:p>
             <w:pPr>
               <w:rPr>
+                <w:rFonts w:ascii="Aptos" w:hAnsi="Aptos"/>
                 <w:sz w:val="16"/>
                 <w:szCs w:val="16"/>
               </w:rPr>
@@ -3928,6 +4088,7 @@
           <w:p>
             <w:pPr>
               <w:rPr>
+                <w:rFonts w:ascii="Aptos" w:hAnsi="Aptos"/>
                 <w:b/>
                 <w:sz w:val="10"/>
                 <w:szCs w:val="10"/>
@@ -3954,11 +4115,13 @@
           <w:p>
             <w:pPr>
               <w:rPr>
-                <w:b/>
-              </w:rPr>
-            </w:pPr>
-            <w:r>
-              <w:rPr>
+                <w:rFonts w:ascii="Aptos" w:hAnsi="Aptos"/>
+                <w:b/>
+              </w:rPr>
+            </w:pPr>
+            <w:r>
+              <w:rPr>
+                <w:rFonts w:ascii="Aptos" w:hAnsi="Aptos"/>
                 <w:b/>
               </w:rPr>
               <w:t>E</w:t>
@@ -3979,11 +4142,13 @@
           <w:p>
             <w:pPr>
               <w:rPr>
-                <w:b/>
-              </w:rPr>
-            </w:pPr>
-            <w:r>
-              <w:rPr>
+                <w:rFonts w:ascii="Aptos" w:hAnsi="Aptos"/>
+                <w:b/>
+              </w:rPr>
+            </w:pPr>
+            <w:r>
+              <w:rPr>
+                <w:rFonts w:ascii="Aptos" w:hAnsi="Aptos"/>
                 <w:b/>
               </w:rPr>
               <w:t>DISPOSITIVI DI PROTEZIONE INDIVIDUALE</w:t>
@@ -4010,6 +4175,7 @@
           <w:p>
             <w:pPr>
               <w:rPr>
+                <w:rFonts w:ascii="Aptos" w:hAnsi="Aptos"/>
                 <w:b/>
                 <w:sz w:val="10"/>
                 <w:szCs w:val="10"/>
@@ -4026,19 +4192,20 @@
           <w:tcPr>
             <w:tcW w:w="2388" w:type="dxa"/>
             <w:gridSpan w:val="6"/>
-            <w:shd w:val="clear" w:color="auto" w:fill="auto"/>
           </w:tcPr>
           <w:p>
             <w:pPr>
               <w:jc w:val="center"/>
               <w:rPr>
-                <w:b/>
-                <w:sz w:val="20"/>
-                <w:szCs w:val="20"/>
-              </w:rPr>
-            </w:pPr>
-            <w:r>
-              <w:rPr>
+                <w:rFonts w:ascii="Aptos" w:hAnsi="Aptos"/>
+                <w:b/>
+                <w:sz w:val="20"/>
+                <w:szCs w:val="20"/>
+              </w:rPr>
+            </w:pPr>
+            <w:r>
+              <w:rPr>
+                <w:rFonts w:ascii="Aptos" w:hAnsi="Aptos"/>
                 <w:b/>
                 <w:sz w:val="20"/>
                 <w:szCs w:val="20"/>
@@ -4051,19 +4218,20 @@
           <w:tcPr>
             <w:tcW w:w="2282" w:type="dxa"/>
             <w:gridSpan w:val="5"/>
-            <w:shd w:val="clear" w:color="auto" w:fill="auto"/>
           </w:tcPr>
           <w:p>
             <w:pPr>
               <w:jc w:val="center"/>
               <w:rPr>
-                <w:b/>
-                <w:sz w:val="20"/>
-                <w:szCs w:val="20"/>
-              </w:rPr>
-            </w:pPr>
-            <w:r>
-              <w:rPr>
+                <w:rFonts w:ascii="Aptos" w:hAnsi="Aptos"/>
+                <w:b/>
+                <w:sz w:val="20"/>
+                <w:szCs w:val="20"/>
+              </w:rPr>
+            </w:pPr>
+            <w:r>
+              <w:rPr>
+                <w:rFonts w:ascii="Aptos" w:hAnsi="Aptos"/>
                 <w:b/>
                 <w:sz w:val="20"/>
                 <w:szCs w:val="20"/>
@@ -4076,19 +4244,20 @@
           <w:tcPr>
             <w:tcW w:w="2796" w:type="dxa"/>
             <w:gridSpan w:val="7"/>
-            <w:shd w:val="clear" w:color="auto" w:fill="auto"/>
           </w:tcPr>
           <w:p>
             <w:pPr>
               <w:jc w:val="center"/>
               <w:rPr>
-                <w:b/>
-                <w:sz w:val="20"/>
-                <w:szCs w:val="20"/>
-              </w:rPr>
-            </w:pPr>
-            <w:r>
-              <w:rPr>
+                <w:rFonts w:ascii="Aptos" w:hAnsi="Aptos"/>
+                <w:b/>
+                <w:sz w:val="20"/>
+                <w:szCs w:val="20"/>
+              </w:rPr>
+            </w:pPr>
+            <w:r>
+              <w:rPr>
+                <w:rFonts w:ascii="Aptos" w:hAnsi="Aptos"/>
                 <w:b/>
                 <w:sz w:val="20"/>
                 <w:szCs w:val="20"/>
@@ -4101,19 +4270,20 @@
           <w:tcPr>
             <w:tcW w:w="2162" w:type="dxa"/>
             <w:gridSpan w:val="2"/>
-            <w:shd w:val="clear" w:color="auto" w:fill="auto"/>
           </w:tcPr>
           <w:p>
             <w:pPr>
               <w:jc w:val="center"/>
               <w:rPr>
-                <w:b/>
-                <w:sz w:val="20"/>
-                <w:szCs w:val="20"/>
-              </w:rPr>
-            </w:pPr>
-            <w:r>
-              <w:rPr>
+                <w:rFonts w:ascii="Aptos" w:hAnsi="Aptos"/>
+                <w:b/>
+                <w:sz w:val="20"/>
+                <w:szCs w:val="20"/>
+              </w:rPr>
+            </w:pPr>
+            <w:r>
+              <w:rPr>
+                <w:rFonts w:ascii="Aptos" w:hAnsi="Aptos"/>
                 <w:b/>
                 <w:sz w:val="20"/>
                 <w:szCs w:val="20"/>
@@ -4131,17 +4301,18 @@
           <w:tcPr>
             <w:tcW w:w="2388" w:type="dxa"/>
             <w:gridSpan w:val="6"/>
-            <w:shd w:val="clear" w:color="auto" w:fill="auto"/>
-          </w:tcPr>
-          <w:p>
-            <w:pPr>
-              <w:rPr>
-                <w:sz w:val="16"/>
-                <w:szCs w:val="16"/>
-              </w:rPr>
-            </w:pPr>
-            <w:r>
-              <w:rPr>
+          </w:tcPr>
+          <w:p>
+            <w:pPr>
+              <w:rPr>
+                <w:rFonts w:ascii="Aptos" w:hAnsi="Aptos"/>
+                <w:sz w:val="16"/>
+                <w:szCs w:val="16"/>
+              </w:rPr>
+            </w:pPr>
+            <w:r>
+              <w:rPr>
+                <w:rFonts w:ascii="Aptos" w:hAnsi="Aptos"/>
                 <w:sz w:val="16"/>
                 <w:szCs w:val="16"/>
               </w:rPr>
@@ -4159,6 +4330,7 @@
             </w:r>
             <w:r>
               <w:rPr>
+                <w:rFonts w:ascii="Aptos" w:hAnsi="Aptos"/>
                 <w:sz w:val="16"/>
                 <w:szCs w:val="16"/>
               </w:rPr>
@@ -4166,12 +4338,22 @@
             </w:r>
             <w:r>
               <w:rPr>
-                <w:sz w:val="16"/>
-                <w:szCs w:val="16"/>
-              </w:rPr>
-            </w:r>
-            <w:r>
-              <w:rPr>
+                <w:rFonts w:ascii="Aptos" w:hAnsi="Aptos"/>
+                <w:sz w:val="16"/>
+                <w:szCs w:val="16"/>
+              </w:rPr>
+            </w:r>
+            <w:r>
+              <w:rPr>
+                <w:rFonts w:ascii="Aptos" w:hAnsi="Aptos"/>
+                <w:sz w:val="16"/>
+                <w:szCs w:val="16"/>
+              </w:rPr>
+              <w:fldChar w:fldCharType="separate"/>
+            </w:r>
+            <w:r>
+              <w:rPr>
+                <w:rFonts w:ascii="Aptos" w:hAnsi="Aptos"/>
                 <w:sz w:val="16"/>
                 <w:szCs w:val="16"/>
               </w:rPr>
@@ -4179,6 +4361,7 @@
             </w:r>
             <w:r>
               <w:rPr>
+                <w:rFonts w:ascii="Aptos" w:hAnsi="Aptos"/>
                 <w:sz w:val="16"/>
                 <w:szCs w:val="16"/>
               </w:rPr>
@@ -4186,6 +4369,7 @@
             </w:r>
             <w:r>
               <w:rPr>
+                <w:rFonts w:ascii="Aptos" w:hAnsi="Aptos"/>
                 <w:b/>
                 <w:bCs/>
                 <w:sz w:val="16"/>
@@ -4195,32 +4379,31 @@
             </w:r>
             <w:r>
               <w:rPr>
-                <w:b/>
-                <w:sz w:val="16"/>
-                <w:szCs w:val="16"/>
-              </w:rPr>
-              <w:t>EN 166</w:t>
-            </w:r>
-            <w:r>
-              <w:rPr>
+                <w:rFonts w:ascii="Aptos" w:hAnsi="Aptos"/>
+                <w:b/>
+                <w:i/>
+                <w:iCs/>
+                <w:sz w:val="16"/>
+                <w:szCs w:val="16"/>
+              </w:rPr>
+              <w:t>UNI EN ISO 16321</w:t>
+            </w:r>
+            <w:r>
+              <w:rPr>
+                <w:rFonts w:ascii="Aptos" w:hAnsi="Aptos"/>
+                <w:b/>
+                <w:i/>
+                <w:iCs/>
                 <w:sz w:val="16"/>
                 <w:szCs w:val="16"/>
               </w:rPr>
               <w:t xml:space="preserve"> </w:t>
             </w:r>
-            <w:r>
-              <w:rPr>
-                <w:b/>
-                <w:bCs/>
-                <w:sz w:val="16"/>
-                <w:szCs w:val="16"/>
-              </w:rPr>
-              <w:t>con protezioni laterali</w:t>
-            </w:r>
-          </w:p>
-          <w:p>
-            <w:pPr>
-              <w:rPr>
+          </w:p>
+          <w:p>
+            <w:pPr>
+              <w:rPr>
+                <w:rFonts w:ascii="Aptos" w:hAnsi="Aptos"/>
                 <w:sz w:val="16"/>
                 <w:szCs w:val="16"/>
               </w:rPr>
@@ -4231,17 +4414,18 @@
           <w:tcPr>
             <w:tcW w:w="2282" w:type="dxa"/>
             <w:gridSpan w:val="5"/>
-            <w:shd w:val="clear" w:color="auto" w:fill="auto"/>
-          </w:tcPr>
-          <w:p>
-            <w:pPr>
-              <w:rPr>
-                <w:sz w:val="16"/>
-                <w:szCs w:val="16"/>
-              </w:rPr>
-            </w:pPr>
-            <w:r>
-              <w:rPr>
+          </w:tcPr>
+          <w:p>
+            <w:pPr>
+              <w:rPr>
+                <w:rFonts w:ascii="Aptos" w:hAnsi="Aptos"/>
+                <w:sz w:val="16"/>
+                <w:szCs w:val="16"/>
+              </w:rPr>
+            </w:pPr>
+            <w:r>
+              <w:rPr>
+                <w:rFonts w:ascii="Aptos" w:hAnsi="Aptos"/>
                 <w:sz w:val="16"/>
                 <w:szCs w:val="16"/>
               </w:rPr>
@@ -4260,6 +4444,7 @@
             </w:r>
             <w:r>
               <w:rPr>
+                <w:rFonts w:ascii="Aptos" w:hAnsi="Aptos"/>
                 <w:sz w:val="16"/>
                 <w:szCs w:val="16"/>
               </w:rPr>
@@ -4267,12 +4452,14 @@
             </w:r>
             <w:r>
               <w:rPr>
-                <w:sz w:val="16"/>
-                <w:szCs w:val="16"/>
-              </w:rPr>
-            </w:r>
-            <w:r>
-              <w:rPr>
+                <w:rFonts w:ascii="Aptos" w:hAnsi="Aptos"/>
+                <w:sz w:val="16"/>
+                <w:szCs w:val="16"/>
+              </w:rPr>
+            </w:r>
+            <w:r>
+              <w:rPr>
+                <w:rFonts w:ascii="Aptos" w:hAnsi="Aptos"/>
                 <w:sz w:val="16"/>
                 <w:szCs w:val="16"/>
               </w:rPr>
@@ -4280,6 +4467,7 @@
             </w:r>
             <w:r>
               <w:rPr>
+                <w:rFonts w:ascii="Aptos" w:hAnsi="Aptos"/>
                 <w:sz w:val="16"/>
                 <w:szCs w:val="16"/>
               </w:rPr>
@@ -4287,6 +4475,7 @@
             </w:r>
             <w:r>
               <w:rPr>
+                <w:rFonts w:ascii="Aptos" w:hAnsi="Aptos"/>
                 <w:sz w:val="16"/>
                 <w:szCs w:val="16"/>
               </w:rPr>
@@ -4294,6 +4483,7 @@
             </w:r>
             <w:r>
               <w:rPr>
+                <w:rFonts w:ascii="Aptos" w:hAnsi="Aptos"/>
                 <w:b/>
                 <w:bCs/>
                 <w:sz w:val="16"/>
@@ -4303,6 +4493,7 @@
             </w:r>
             <w:r>
               <w:rPr>
+                <w:rFonts w:ascii="Aptos" w:hAnsi="Aptos"/>
                 <w:sz w:val="16"/>
                 <w:szCs w:val="16"/>
               </w:rPr>
@@ -4310,6 +4501,7 @@
             </w:r>
             <w:r>
               <w:rPr>
+                <w:rFonts w:ascii="Aptos" w:hAnsi="Aptos"/>
                 <w:b/>
                 <w:bCs/>
                 <w:sz w:val="16"/>
@@ -4319,6 +4511,7 @@
             </w:r>
             <w:r>
               <w:rPr>
+                <w:rFonts w:ascii="Aptos" w:hAnsi="Aptos"/>
                 <w:sz w:val="16"/>
                 <w:szCs w:val="16"/>
               </w:rPr>
@@ -4328,6 +4521,7 @@
           <w:p>
             <w:pPr>
               <w:rPr>
+                <w:rFonts w:ascii="Aptos" w:hAnsi="Aptos"/>
                 <w:sz w:val="16"/>
                 <w:szCs w:val="16"/>
               </w:rPr>
@@ -4338,17 +4532,18 @@
           <w:tcPr>
             <w:tcW w:w="2796" w:type="dxa"/>
             <w:gridSpan w:val="7"/>
-            <w:shd w:val="clear" w:color="auto" w:fill="auto"/>
-          </w:tcPr>
-          <w:p>
-            <w:pPr>
-              <w:rPr>
-                <w:sz w:val="16"/>
-                <w:szCs w:val="16"/>
-              </w:rPr>
-            </w:pPr>
-            <w:r>
-              <w:rPr>
+          </w:tcPr>
+          <w:p>
+            <w:pPr>
+              <w:rPr>
+                <w:rFonts w:ascii="Aptos" w:hAnsi="Aptos"/>
+                <w:sz w:val="16"/>
+                <w:szCs w:val="16"/>
+              </w:rPr>
+            </w:pPr>
+            <w:r>
+              <w:rPr>
+                <w:rFonts w:ascii="Aptos" w:hAnsi="Aptos"/>
                 <w:sz w:val="16"/>
                 <w:szCs w:val="16"/>
               </w:rPr>
@@ -4367,6 +4562,7 @@
             <w:bookmarkStart w:id="0" w:name="Controllo2"/>
             <w:r>
               <w:rPr>
+                <w:rFonts w:ascii="Aptos" w:hAnsi="Aptos"/>
                 <w:sz w:val="16"/>
                 <w:szCs w:val="16"/>
               </w:rPr>
@@ -4374,12 +4570,22 @@
             </w:r>
             <w:r>
               <w:rPr>
-                <w:sz w:val="16"/>
-                <w:szCs w:val="16"/>
-              </w:rPr>
-            </w:r>
-            <w:r>
-              <w:rPr>
+                <w:rFonts w:ascii="Aptos" w:hAnsi="Aptos"/>
+                <w:sz w:val="16"/>
+                <w:szCs w:val="16"/>
+              </w:rPr>
+            </w:r>
+            <w:r>
+              <w:rPr>
+                <w:rFonts w:ascii="Aptos" w:hAnsi="Aptos"/>
+                <w:sz w:val="16"/>
+                <w:szCs w:val="16"/>
+              </w:rPr>
+              <w:fldChar w:fldCharType="separate"/>
+            </w:r>
+            <w:r>
+              <w:rPr>
+                <w:rFonts w:ascii="Aptos" w:hAnsi="Aptos"/>
                 <w:sz w:val="16"/>
                 <w:szCs w:val="16"/>
               </w:rPr>
@@ -4388,6 +4594,7 @@
             <w:bookmarkEnd w:id="0"/>
             <w:r>
               <w:rPr>
+                <w:rFonts w:ascii="Aptos" w:hAnsi="Aptos"/>
                 <w:sz w:val="16"/>
                 <w:szCs w:val="16"/>
               </w:rPr>
@@ -4395,6 +4602,7 @@
             </w:r>
             <w:r>
               <w:rPr>
+                <w:rFonts w:ascii="Aptos" w:hAnsi="Aptos"/>
                 <w:b/>
                 <w:bCs/>
                 <w:sz w:val="16"/>
@@ -4406,6 +4614,7 @@
           <w:p>
             <w:pPr>
               <w:rPr>
+                <w:rFonts w:ascii="Aptos" w:hAnsi="Aptos"/>
                 <w:sz w:val="16"/>
                 <w:szCs w:val="16"/>
               </w:rPr>
@@ -4416,17 +4625,18 @@
           <w:tcPr>
             <w:tcW w:w="2162" w:type="dxa"/>
             <w:gridSpan w:val="2"/>
-            <w:shd w:val="clear" w:color="auto" w:fill="auto"/>
-          </w:tcPr>
-          <w:p>
-            <w:pPr>
-              <w:rPr>
-                <w:sz w:val="16"/>
-                <w:szCs w:val="16"/>
-              </w:rPr>
-            </w:pPr>
-            <w:r>
-              <w:rPr>
+          </w:tcPr>
+          <w:p>
+            <w:pPr>
+              <w:rPr>
+                <w:rFonts w:ascii="Aptos" w:hAnsi="Aptos"/>
+                <w:sz w:val="16"/>
+                <w:szCs w:val="16"/>
+              </w:rPr>
+            </w:pPr>
+            <w:r>
+              <w:rPr>
+                <w:rFonts w:ascii="Aptos" w:hAnsi="Aptos"/>
                 <w:sz w:val="16"/>
                 <w:szCs w:val="16"/>
               </w:rPr>
@@ -4445,6 +4655,7 @@
             </w:r>
             <w:r>
               <w:rPr>
+                <w:rFonts w:ascii="Aptos" w:hAnsi="Aptos"/>
                 <w:sz w:val="16"/>
                 <w:szCs w:val="16"/>
               </w:rPr>
@@ -4452,12 +4663,14 @@
             </w:r>
             <w:r>
               <w:rPr>
-                <w:sz w:val="16"/>
-                <w:szCs w:val="16"/>
-              </w:rPr>
-            </w:r>
-            <w:r>
-              <w:rPr>
+                <w:rFonts w:ascii="Aptos" w:hAnsi="Aptos"/>
+                <w:sz w:val="16"/>
+                <w:szCs w:val="16"/>
+              </w:rPr>
+            </w:r>
+            <w:r>
+              <w:rPr>
+                <w:rFonts w:ascii="Aptos" w:hAnsi="Aptos"/>
                 <w:sz w:val="16"/>
                 <w:szCs w:val="16"/>
               </w:rPr>
@@ -4465,6 +4678,7 @@
             </w:r>
             <w:r>
               <w:rPr>
+                <w:rFonts w:ascii="Aptos" w:hAnsi="Aptos"/>
                 <w:sz w:val="16"/>
                 <w:szCs w:val="16"/>
               </w:rPr>
@@ -4472,6 +4686,7 @@
             </w:r>
             <w:r>
               <w:rPr>
+                <w:rFonts w:ascii="Aptos" w:hAnsi="Aptos"/>
                 <w:sz w:val="16"/>
                 <w:szCs w:val="16"/>
               </w:rPr>
@@ -4479,6 +4694,7 @@
             </w:r>
             <w:r>
               <w:rPr>
+                <w:rFonts w:ascii="Aptos" w:hAnsi="Aptos"/>
                 <w:b/>
                 <w:bCs/>
                 <w:sz w:val="16"/>
@@ -4490,6 +4706,7 @@
           <w:p>
             <w:pPr>
               <w:rPr>
+                <w:rFonts w:ascii="Aptos" w:hAnsi="Aptos"/>
                 <w:sz w:val="16"/>
                 <w:szCs w:val="16"/>
               </w:rPr>
@@ -4510,7 +4727,7 @@
 </file>
 
 <file path=word/styles.xml><?xml version="1.0" encoding="utf-8"?>
-<w:styles xmlns:mc="http://schemas.openxmlformats.org/markup-compatibility/2006" xmlns:r="http://schemas.openxmlformats.org/officeDocument/2006/relationships" xmlns:w="http://schemas.openxmlformats.org/wordprocessingml/2006/main" xmlns:w14="http://schemas.microsoft.com/office/word/2010/wordml" xmlns:w15="http://schemas.microsoft.com/office/word/2012/wordml" xmlns:w16cex="http://schemas.microsoft.com/office/word/2018/wordml/cex" xmlns:w16cid="http://schemas.microsoft.com/office/word/2016/wordml/cid" xmlns:w16="http://schemas.microsoft.com/office/word/2018/wordml" xmlns:w16sdtdh="http://schemas.microsoft.com/office/word/2020/wordml/sdtdatahash" xmlns:w16se="http://schemas.microsoft.com/office/word/2015/wordml/symex" mc:Ignorable="w14 w15 w16se w16cid w16 w16cex w16sdtdh">
+<w:styles xmlns:mc="http://schemas.openxmlformats.org/markup-compatibility/2006" xmlns:r="http://schemas.openxmlformats.org/officeDocument/2006/relationships" xmlns:w="http://schemas.openxmlformats.org/wordprocessingml/2006/main" xmlns:w14="http://schemas.microsoft.com/office/word/2010/wordml" xmlns:w15="http://schemas.microsoft.com/office/word/2012/wordml" xmlns:w16cex="http://schemas.microsoft.com/office/word/2018/wordml/cex" xmlns:w16cid="http://schemas.microsoft.com/office/word/2016/wordml/cid" xmlns:w16="http://schemas.microsoft.com/office/word/2018/wordml" xmlns:w16du="http://schemas.microsoft.com/office/word/2023/wordml/word16du" xmlns:w16sdtdh="http://schemas.microsoft.com/office/word/2020/wordml/sdtdatahash" xmlns:w16sdtfl="http://schemas.microsoft.com/office/word/2024/wordml/sdtformatlock" xmlns:w16se="http://schemas.microsoft.com/office/word/2015/wordml/symex" mc:Ignorable="w14 w15 w16se w16cid w16 w16cex w16sdtdh w16sdtfl w16du">
   <w:docDefaults>
     <w:rPrDefault>
       <w:rPr>
@@ -5113,7 +5330,6 @@
   <w:style w:type="character" w:default="1" w:styleId="Carpredefinitoparagrafo">
     <w:name w:val="Default Paragraph Font"/>
     <w:uiPriority w:val="1"/>
-    <w:semiHidden/>
     <w:unhideWhenUsed/>
   </w:style>
   <w:style w:type="table" w:default="1" w:styleId="Tabellanormale">
